--- a/template.docx
+++ b/template.docx
@@ -21,13 +21,15 @@
           <w:tab w:val="left" w:leader="none" w:pos="1134"/>
           <w:tab w:val="right" w:leader="none" w:pos="9860"/>
         </w:tabs>
-        <w:spacing w:after="0" w:before="3200" w:line="240" w:lineRule="auto"/>
+        <w:spacing w:after="0" w:before="3800" w:line="240" w:lineRule="auto"/>
         <w:ind w:left="0" w:right="0" w:firstLine="0"/>
         <w:jc w:val="left"/>
         <w:rPr>
           <w:rFonts w:ascii="Arial" w:cs="Arial" w:eastAsia="Arial" w:hAnsi="Arial"/>
           <w:b w:val="1"/>
-          <w:i w:val="0"/>
+          <w:bCs w:val="1"/>
+          <w:i w:val="0"/>
+          <w:iCs w:val="0"/>
           <w:smallCaps w:val="0"/>
           <w:strike w:val="0"/>
           <w:color w:val="000000"/>
@@ -42,37 +44,30 @@
         <w:rPr>
           <w:rFonts w:ascii="Arial" w:cs="Arial" w:eastAsia="Arial" w:hAnsi="Arial"/>
           <w:b w:val="1"/>
-          <w:i w:val="0"/>
-          <w:smallCaps w:val="0"/>
-          <w:strike w:val="0"/>
-          <w:color w:val="000000"/>
-          <w:sz w:val="32"/>
-          <w:szCs w:val="32"/>
-          <w:u w:val="none"/>
-          <w:shd w:fill="auto" w:val="clear"/>
-          <w:vertAlign w:val="baseline"/>
-          <w:rtl w:val="0"/>
-        </w:rPr>
-        <w:t xml:space="preserve">Open Book Examination</w:t>
-      </w:r>
-      <w:r>
-        <w:rPr>
-          <w:rtl w:val="0"/>
-        </w:rPr>
-      </w:r>
-      <w:r>
+          <w:bCs w:val="1"/>
+          <w:i w:val="0"/>
+          <w:iCs w:val="0"/>
+          <w:smallCaps w:val="0"/>
+          <w:strike w:val="0"/>
+          <w:color w:val="000000"/>
+          <w:sz w:val="24"/>
+          <w:szCs w:val="24"/>
+          <w:u w:val="none"/>
+          <w:shd w:fill="auto" w:val="clear"/>
+          <w:vertAlign w:val="baseline"/>
+        </w:rPr>
         <mc:AlternateContent>
           <mc:Choice Requires="wpg">
             <w:drawing>
               <wp:anchor allowOverlap="1" behindDoc="0" distB="0" distT="0" distL="114300" distR="114300" hidden="0" layoutInCell="1" locked="0" relativeHeight="0" simplePos="0">
                 <wp:simplePos x="0" y="0"/>
-                <wp:positionH relativeFrom="column">
-                  <wp:posOffset>-23805</wp:posOffset>
+                <wp:positionH relativeFrom="margin">
+                  <wp:posOffset>-4761</wp:posOffset>
                 </wp:positionH>
-                <wp:positionV relativeFrom="paragraph">
-                  <wp:posOffset>52744</wp:posOffset>
+                <wp:positionV relativeFrom="margin">
+                  <wp:posOffset>-2856</wp:posOffset>
                 </wp:positionV>
-                <wp:extent cx="4867275" cy="1285875"/>
+                <wp:extent cx="4617720" cy="2122170"/>
                 <wp:effectExtent b="0" l="0" r="0" t="0"/>
                 <wp:wrapNone/>
                 <wp:docPr id="1" name=""/>
@@ -83,8 +78,8 @@
                       <wps:cNvPr id="2" name="Shape 2"/>
                       <wps:spPr>
                         <a:xfrm>
-                          <a:off x="2926650" y="3150553"/>
-                          <a:ext cx="4838700" cy="1258895"/>
+                          <a:off x="3041903" y="2723678"/>
+                          <a:ext cx="4608195" cy="2112645"/>
                         </a:xfrm>
                         <a:prstGeom prst="rect">
                           <a:avLst/>
@@ -100,7 +95,7 @@
                         <w:txbxContent>
                           <w:p>
                             <w:pPr>
-                              <w:spacing w:after="240" w:before="0" w:line="240"/>
+                              <w:spacing w:after="0" w:before="0" w:line="240"/>
                               <w:ind w:left="0" w:right="0" w:firstLine="0"/>
                               <w:jc w:val="left"/>
                               <w:textDirection w:val="btLr"/>
@@ -138,6 +133,26 @@
                                 <w:vertAlign w:val="baseline"/>
                               </w:rPr>
                             </w:r>
+                          </w:p>
+                          <w:p>
+                            <w:pPr>
+                              <w:spacing w:after="0" w:before="240" w:line="240"/>
+                              <w:ind w:left="0" w:right="0" w:firstLine="0"/>
+                              <w:jc w:val="left"/>
+                              <w:textDirection w:val="btLr"/>
+                            </w:pPr>
+                            <w:r>
+                              <w:rPr>
+                                <w:rFonts w:ascii="Arial" w:cs="Arial" w:eastAsia="Arial" w:hAnsi="Arial"/>
+                                <w:b w:val="1"/>
+                                <w:i w:val="0"/>
+                                <w:smallCaps w:val="0"/>
+                                <w:strike w:val="0"/>
+                                <w:color w:val="000000"/>
+                                <w:sz w:val="28"/>
+                                <w:vertAlign w:val="baseline"/>
+                              </w:rPr>
+                            </w:r>
                             <w:r>
                               <w:rPr>
                                 <w:rFonts w:ascii="Arial" w:cs="Arial" w:eastAsia="Arial" w:hAnsi="Arial"/>
@@ -149,12 +164,32 @@
                                 <w:sz w:val="26"/>
                                 <w:vertAlign w:val="baseline"/>
                               </w:rPr>
-                              <w:t xml:space="preserve">MANAGEMENT OF HEALTH AND SAFETY </w:t>
+                              <w:t xml:space="preserve">DO – CONTROLLING WORKPLACE HEALTH ISSUES (INTERNATIONAL)</w:t>
                             </w:r>
                           </w:p>
                           <w:p>
                             <w:pPr>
-                              <w:spacing w:after="0" w:before="120" w:line="240"/>
+                              <w:spacing w:after="0" w:before="240" w:line="240"/>
+                              <w:ind w:left="0" w:right="0" w:firstLine="0"/>
+                              <w:jc w:val="left"/>
+                              <w:textDirection w:val="btLr"/>
+                            </w:pPr>
+                            <w:r>
+                              <w:rPr>
+                                <w:rFonts w:ascii="Arial" w:cs="Arial" w:eastAsia="Arial" w:hAnsi="Arial"/>
+                                <w:b w:val="1"/>
+                                <w:i w:val="0"/>
+                                <w:smallCaps w:val="0"/>
+                                <w:strike w:val="0"/>
+                                <w:color w:val="000000"/>
+                                <w:sz w:val="26"/>
+                                <w:vertAlign w:val="baseline"/>
+                              </w:rPr>
+                            </w:r>
+                          </w:p>
+                          <w:p>
+                            <w:pPr>
+                              <w:spacing w:after="0" w:before="240" w:line="240"/>
                               <w:ind w:left="0" w:right="0" w:firstLine="0"/>
                               <w:jc w:val="left"/>
                               <w:textDirection w:val="btLr"/>
@@ -182,13 +217,13 @@
                                 <w:sz w:val="26"/>
                                 <w:vertAlign w:val="baseline"/>
                               </w:rPr>
-                              <w:t xml:space="preserve">UNIT IG1: </w:t>
+                              <w:t xml:space="preserve">UNIT DI2:</w:t>
                             </w:r>
                           </w:p>
                           <w:p>
                             <w:pPr>
-                              <w:spacing w:after="0" w:before="60" w:line="240"/>
-                              <w:ind w:left="0" w:right="0" w:firstLine="0"/>
+                              <w:spacing w:after="0" w:before="80" w:line="240"/>
+                              <w:ind w:left="450" w:right="0" w:firstLine="0"/>
                               <w:jc w:val="left"/>
                               <w:textDirection w:val="btLr"/>
                             </w:pPr>
@@ -215,12 +250,12 @@
                                 <w:sz w:val="18"/>
                                 <w:vertAlign w:val="baseline"/>
                               </w:rPr>
-                              <w:t xml:space="preserve">For:  NEBOSH International General Certificate in Occupational Health and Safety</w:t>
+                              <w:t xml:space="preserve">For:	NEBOSH Level 6 International Diploma for Occupational Health and Safety Management Professionals</w:t>
                             </w:r>
                           </w:p>
                           <w:p>
                             <w:pPr>
-                              <w:spacing w:after="0" w:before="0" w:line="240"/>
+                              <w:spacing w:after="0" w:before="60" w:line="240"/>
                               <w:ind w:left="0" w:right="0" w:firstLine="0"/>
                               <w:jc w:val="left"/>
                               <w:textDirection w:val="btLr"/>
@@ -233,7 +268,7 @@
                                 <w:smallCaps w:val="0"/>
                                 <w:strike w:val="0"/>
                                 <w:color w:val="000000"/>
-                                <w:sz w:val="18"/>
+                                <w:sz w:val="28"/>
                                 <w:vertAlign w:val="baseline"/>
                               </w:rPr>
                             </w:r>
@@ -253,13 +288,13 @@
             <w:drawing>
               <wp:anchor allowOverlap="1" behindDoc="0" distB="0" distT="0" distL="114300" distR="114300" hidden="0" layoutInCell="1" locked="0" relativeHeight="0" simplePos="0">
                 <wp:simplePos x="0" y="0"/>
-                <wp:positionH relativeFrom="column">
-                  <wp:posOffset>-23805</wp:posOffset>
+                <wp:positionH relativeFrom="margin">
+                  <wp:posOffset>-4761</wp:posOffset>
                 </wp:positionH>
-                <wp:positionV relativeFrom="paragraph">
-                  <wp:posOffset>52744</wp:posOffset>
+                <wp:positionV relativeFrom="margin">
+                  <wp:posOffset>-2856</wp:posOffset>
                 </wp:positionV>
-                <wp:extent cx="4867275" cy="1285875"/>
+                <wp:extent cx="4617720" cy="2122170"/>
                 <wp:effectExtent b="0" l="0" r="0" t="0"/>
                 <wp:wrapNone/>
                 <wp:docPr id="1" name="image3.png"/>
@@ -280,7 +315,7 @@
                       <pic:spPr>
                         <a:xfrm>
                           <a:off x="0" y="0"/>
-                          <a:ext cx="4867275" cy="1285875"/>
+                          <a:ext cx="4617720" cy="2122170"/>
                         </a:xfrm>
                         <a:prstGeom prst="rect"/>
                         <a:ln/>
@@ -294,11 +329,35 @@
         </mc:AlternateContent>
       </w:r>
       <w:r>
+        <w:rPr>
+          <w:rFonts w:ascii="Arial" w:cs="Arial" w:eastAsia="Arial" w:hAnsi="Arial"/>
+          <w:b w:val="1"/>
+          <w:bCs w:val="1"/>
+          <w:i w:val="0"/>
+          <w:iCs w:val="0"/>
+          <w:smallCaps w:val="0"/>
+          <w:strike w:val="0"/>
+          <w:color w:val="000000"/>
+          <w:sz w:val="32"/>
+          <w:szCs w:val="32"/>
+          <w:u w:val="none"/>
+          <w:shd w:fill="auto" w:val="clear"/>
+          <w:vertAlign w:val="baseline"/>
+          <w:rtl w:val="0"/>
+        </w:rPr>
+        <w:t xml:space="preserve">Assessment</w:t>
+      </w:r>
+      <w:r>
+        <w:rPr>
+          <w:rtl w:val="0"/>
+        </w:rPr>
+      </w:r>
+      <w:r>
         <w:drawing>
-          <wp:anchor allowOverlap="1" behindDoc="0" distB="0" distT="0" distL="114300" distR="114300" hidden="0" layoutInCell="1" locked="0" relativeHeight="0" simplePos="0">
+          <wp:anchor allowOverlap="1" behindDoc="1" distB="0" distT="0" distL="0" distR="0" hidden="0" layoutInCell="1" locked="0" relativeHeight="0" simplePos="0">
             <wp:simplePos x="0" y="0"/>
             <wp:positionH relativeFrom="column">
-              <wp:posOffset>4686935</wp:posOffset>
+              <wp:posOffset>4595495</wp:posOffset>
             </wp:positionH>
             <wp:positionV relativeFrom="paragraph">
               <wp:posOffset>0</wp:posOffset>
@@ -306,12 +365,12 @@
             <wp:extent cx="1461770" cy="1749425"/>
             <wp:effectExtent b="0" l="0" r="0" t="0"/>
             <wp:wrapNone/>
-            <wp:docPr descr="Neboshlogocham" id="2" name="image2.png"/>
+            <wp:docPr descr="Neboshlogocham" id="3" name="image1.png"/>
             <a:graphic>
               <a:graphicData uri="http://schemas.openxmlformats.org/drawingml/2006/picture">
                 <pic:pic>
                   <pic:nvPicPr>
-                    <pic:cNvPr descr="Neboshlogocham" id="0" name="image2.png"/>
+                    <pic:cNvPr descr="Neboshlogocham" id="0" name="image1.png"/>
                     <pic:cNvPicPr preferRelativeResize="0"/>
                   </pic:nvPicPr>
                   <pic:blipFill>
@@ -361,7 +420,9 @@
         <w:rPr>
           <w:rFonts w:ascii="Arial" w:cs="Arial" w:eastAsia="Arial" w:hAnsi="Arial"/>
           <w:b w:val="0"/>
-          <w:i w:val="0"/>
+          <w:bCs w:val="0"/>
+          <w:i w:val="0"/>
+          <w:iCs w:val="0"/>
           <w:smallCaps w:val="0"/>
           <w:strike w:val="0"/>
           <w:color w:val="000000"/>
@@ -403,7 +464,9 @@
         <w:rPr>
           <w:rFonts w:ascii="Arial" w:cs="Arial" w:eastAsia="Arial" w:hAnsi="Arial"/>
           <w:b w:val="1"/>
-          <w:i w:val="0"/>
+          <w:bCs w:val="1"/>
+          <w:i w:val="0"/>
+          <w:iCs w:val="0"/>
           <w:smallCaps w:val="0"/>
           <w:strike w:val="0"/>
           <w:color w:val="000000"/>
@@ -418,7 +481,9 @@
         <w:rPr>
           <w:rFonts w:ascii="Arial" w:cs="Arial" w:eastAsia="Arial" w:hAnsi="Arial"/>
           <w:b w:val="1"/>
-          <w:i w:val="0"/>
+          <w:bCs w:val="1"/>
+          <w:i w:val="0"/>
+          <w:iCs w:val="0"/>
           <w:smallCaps w:val="0"/>
           <w:strike w:val="0"/>
           <w:color w:val="000000"/>
@@ -457,7 +522,9 @@
         <w:rPr>
           <w:rFonts w:ascii="Arial" w:cs="Arial" w:eastAsia="Arial" w:hAnsi="Arial"/>
           <w:b w:val="0"/>
-          <w:i w:val="0"/>
+          <w:bCs w:val="0"/>
+          <w:i w:val="0"/>
+          <w:iCs w:val="0"/>
           <w:smallCaps w:val="0"/>
           <w:strike w:val="0"/>
           <w:color w:val="000000"/>
@@ -468,7 +535,7 @@
           <w:vertAlign w:val="baseline"/>
         </w:rPr>
       </w:pPr>
-      <w:bookmarkStart w:colFirst="0" w:colLast="0" w:name="_ggniv2uwpm4o" w:id="0"/>
+      <w:bookmarkStart w:colFirst="0" w:colLast="0" w:name="_6u9x7ro2nbsc" w:id="0"/>
       <w:bookmarkEnd w:id="0"/>
       <w:r>
         <w:rPr>
@@ -501,7 +568,9 @@
         <w:rPr>
           <w:rFonts w:ascii="Arial" w:cs="Arial" w:eastAsia="Arial" w:hAnsi="Arial"/>
           <w:b w:val="1"/>
-          <w:i w:val="0"/>
+          <w:bCs w:val="1"/>
+          <w:i w:val="0"/>
+          <w:iCs w:val="0"/>
           <w:smallCaps w:val="0"/>
           <w:strike w:val="0"/>
           <w:color w:val="000000"/>
@@ -512,13 +581,15 @@
           <w:vertAlign w:val="baseline"/>
         </w:rPr>
       </w:pPr>
-      <w:bookmarkStart w:colFirst="0" w:colLast="0" w:name="_c45rjc1q1d19" w:id="1"/>
+      <w:bookmarkStart w:colFirst="0" w:colLast="0" w:name="_9zd45pas1fqx" w:id="1"/>
       <w:bookmarkEnd w:id="1"/>
       <w:r>
         <w:rPr>
           <w:rFonts w:ascii="Arial" w:cs="Arial" w:eastAsia="Arial" w:hAnsi="Arial"/>
           <w:b w:val="1"/>
-          <w:i w:val="0"/>
+          <w:bCs w:val="1"/>
+          <w:i w:val="0"/>
+          <w:iCs w:val="0"/>
           <w:smallCaps w:val="0"/>
           <w:strike w:val="0"/>
           <w:color w:val="000000"/>
@@ -529,7 +600,7 @@
           <w:vertAlign w:val="baseline"/>
           <w:rtl w:val="0"/>
         </w:rPr>
-        <w:t xml:space="preserve">Available for 24 hours</w:t>
+        <w:t xml:space="preserve">Available for 10 working days </w:t>
       </w:r>
     </w:p>
     <w:p>
@@ -557,7 +628,9 @@
         <w:rPr>
           <w:rFonts w:ascii="Arial" w:cs="Arial" w:eastAsia="Arial" w:hAnsi="Arial"/>
           <w:b w:val="0"/>
-          <w:i w:val="0"/>
+          <w:bCs w:val="0"/>
+          <w:i w:val="0"/>
+          <w:iCs w:val="0"/>
           <w:smallCaps w:val="0"/>
           <w:strike w:val="0"/>
           <w:color w:val="000000"/>
@@ -613,6 +686,7 @@
             <w:pPr>
               <w:keepNext w:val="0"/>
               <w:keepLines w:val="0"/>
+              <w:pageBreakBefore w:val="0"/>
               <w:widowControl w:val="1"/>
               <w:pBdr>
                 <w:top w:space="0" w:sz="0" w:val="nil"/>
@@ -633,7 +707,9 @@
               <w:rPr>
                 <w:rFonts w:ascii="Arial" w:cs="Arial" w:eastAsia="Arial" w:hAnsi="Arial"/>
                 <w:b w:val="1"/>
+                <w:bCs w:val="1"/>
                 <w:i w:val="0"/>
+                <w:iCs w:val="0"/>
                 <w:smallCaps w:val="0"/>
                 <w:strike w:val="0"/>
                 <w:color w:val="000000"/>
@@ -648,7 +724,9 @@
               <w:rPr>
                 <w:rFonts w:ascii="Arial" w:cs="Arial" w:eastAsia="Arial" w:hAnsi="Arial"/>
                 <w:b w:val="1"/>
+                <w:bCs w:val="1"/>
                 <w:i w:val="0"/>
+                <w:iCs w:val="0"/>
                 <w:smallCaps w:val="0"/>
                 <w:strike w:val="0"/>
                 <w:color w:val="000000"/>
@@ -692,6 +770,7 @@
             <w:pPr>
               <w:keepNext w:val="0"/>
               <w:keepLines w:val="0"/>
+              <w:pageBreakBefore w:val="0"/>
               <w:widowControl w:val="1"/>
               <w:pBdr>
                 <w:top w:space="0" w:sz="0" w:val="nil"/>
@@ -712,7 +791,9 @@
               <w:rPr>
                 <w:rFonts w:ascii="Arial" w:cs="Arial" w:eastAsia="Arial" w:hAnsi="Arial"/>
                 <w:b w:val="1"/>
+                <w:bCs w:val="1"/>
                 <w:i w:val="0"/>
+                <w:iCs w:val="0"/>
                 <w:smallCaps w:val="0"/>
                 <w:strike w:val="0"/>
                 <w:color w:val="000000"/>
@@ -727,7 +808,9 @@
               <w:rPr>
                 <w:rFonts w:ascii="Arial" w:cs="Arial" w:eastAsia="Arial" w:hAnsi="Arial"/>
                 <w:b w:val="1"/>
+                <w:bCs w:val="1"/>
                 <w:i w:val="0"/>
+                <w:iCs w:val="0"/>
                 <w:smallCaps w:val="0"/>
                 <w:strike w:val="0"/>
                 <w:color w:val="000000"/>
@@ -784,7 +867,9 @@
         <w:rPr>
           <w:rFonts w:ascii="Arial" w:cs="Arial" w:eastAsia="Arial" w:hAnsi="Arial"/>
           <w:b w:val="0"/>
-          <w:i w:val="0"/>
+          <w:bCs w:val="0"/>
+          <w:i w:val="0"/>
+          <w:iCs w:val="0"/>
           <w:smallCaps w:val="0"/>
           <w:strike w:val="0"/>
           <w:color w:val="000000"/>
@@ -825,385 +910,10 @@
         <w:jc w:val="left"/>
         <w:rPr>
           <w:rFonts w:ascii="Arial" w:cs="Arial" w:eastAsia="Arial" w:hAnsi="Arial"/>
-          <w:b w:val="0"/>
-          <w:i w:val="0"/>
-          <w:smallCaps w:val="0"/>
-          <w:strike w:val="0"/>
-          <w:color w:val="000000"/>
-          <w:sz w:val="22"/>
-          <w:szCs w:val="22"/>
-          <w:u w:val="none"/>
-          <w:shd w:fill="auto" w:val="clear"/>
-          <w:vertAlign w:val="baseline"/>
-        </w:rPr>
-      </w:pPr>
-      <w:r>
-        <w:rPr>
-          <w:rFonts w:ascii="Arial" w:cs="Arial" w:eastAsia="Arial" w:hAnsi="Arial"/>
           <w:b w:val="1"/>
-          <w:i w:val="0"/>
-          <w:smallCaps w:val="0"/>
-          <w:strike w:val="0"/>
-          <w:color w:val="000000"/>
-          <w:sz w:val="22"/>
-          <w:szCs w:val="22"/>
-          <w:u w:val="none"/>
-          <w:shd w:fill="auto" w:val="clear"/>
-          <w:vertAlign w:val="baseline"/>
-          <w:rtl w:val="0"/>
-        </w:rPr>
-        <w:t xml:space="preserve">Please note:</w:t>
-      </w:r>
-      <w:r>
-        <w:rPr>
-          <w:rFonts w:ascii="Arial" w:cs="Arial" w:eastAsia="Arial" w:hAnsi="Arial"/>
-          <w:b w:val="0"/>
-          <w:i w:val="0"/>
-          <w:smallCaps w:val="0"/>
-          <w:strike w:val="0"/>
-          <w:color w:val="000000"/>
-          <w:sz w:val="22"/>
-          <w:szCs w:val="22"/>
-          <w:u w:val="none"/>
-          <w:shd w:fill="auto" w:val="clear"/>
-          <w:vertAlign w:val="baseline"/>
-          <w:rtl w:val="0"/>
-        </w:rPr>
-        <w:t xml:space="preserve"> if you decide not to use this template, you will need to include the same information on your submission, including the following:</w:t>
-      </w:r>
-    </w:p>
-    <w:p>
-      <w:pPr>
-        <w:keepNext w:val="0"/>
-        <w:keepLines w:val="0"/>
-        <w:pageBreakBefore w:val="0"/>
-        <w:widowControl w:val="1"/>
-        <w:numPr>
-          <w:ilvl w:val="0"/>
-          <w:numId w:val="1"/>
-        </w:numPr>
-        <w:pBdr>
-          <w:top w:space="0" w:sz="0" w:val="nil"/>
-          <w:left w:space="0" w:sz="0" w:val="nil"/>
-          <w:bottom w:space="0" w:sz="0" w:val="nil"/>
-          <w:right w:space="0" w:sz="0" w:val="nil"/>
-          <w:between w:space="0" w:sz="0" w:val="nil"/>
-        </w:pBdr>
-        <w:shd w:fill="auto" w:val="clear"/>
-        <w:tabs>
-          <w:tab w:val="left" w:leader="none" w:pos="567"/>
-          <w:tab w:val="left" w:leader="none" w:pos="1134"/>
-          <w:tab w:val="right" w:leader="none" w:pos="9860"/>
-        </w:tabs>
-        <w:spacing w:after="0" w:before="120" w:line="240" w:lineRule="auto"/>
-        <w:ind w:left="392" w:right="0" w:hanging="360"/>
-        <w:jc w:val="left"/>
-        <w:rPr/>
-      </w:pPr>
-      <w:r>
-        <w:rPr>
-          <w:rFonts w:ascii="Arial" w:cs="Arial" w:eastAsia="Arial" w:hAnsi="Arial"/>
-          <w:b w:val="0"/>
-          <w:i w:val="0"/>
-          <w:smallCaps w:val="0"/>
-          <w:strike w:val="0"/>
-          <w:color w:val="000000"/>
-          <w:sz w:val="22"/>
-          <w:szCs w:val="22"/>
-          <w:u w:val="none"/>
-          <w:shd w:fill="auto" w:val="clear"/>
-          <w:vertAlign w:val="baseline"/>
-          <w:rtl w:val="0"/>
-        </w:rPr>
-        <w:t xml:space="preserve">your unit code (eg  IG1);</w:t>
-      </w:r>
-      <w:r>
-        <w:rPr>
-          <w:rtl w:val="0"/>
-        </w:rPr>
-      </w:r>
-    </w:p>
-    <w:p>
-      <w:pPr>
-        <w:keepNext w:val="0"/>
-        <w:keepLines w:val="0"/>
-        <w:pageBreakBefore w:val="0"/>
-        <w:widowControl w:val="1"/>
-        <w:numPr>
-          <w:ilvl w:val="0"/>
-          <w:numId w:val="1"/>
-        </w:numPr>
-        <w:pBdr>
-          <w:top w:space="0" w:sz="0" w:val="nil"/>
-          <w:left w:space="0" w:sz="0" w:val="nil"/>
-          <w:bottom w:space="0" w:sz="0" w:val="nil"/>
-          <w:right w:space="0" w:sz="0" w:val="nil"/>
-          <w:between w:space="0" w:sz="0" w:val="nil"/>
-        </w:pBdr>
-        <w:shd w:fill="auto" w:val="clear"/>
-        <w:tabs>
-          <w:tab w:val="left" w:leader="none" w:pos="567"/>
-          <w:tab w:val="left" w:leader="none" w:pos="1134"/>
-          <w:tab w:val="right" w:leader="none" w:pos="9860"/>
-        </w:tabs>
-        <w:spacing w:after="0" w:before="120" w:line="240" w:lineRule="auto"/>
-        <w:ind w:left="392" w:right="0" w:hanging="360"/>
-        <w:jc w:val="left"/>
-        <w:rPr/>
-      </w:pPr>
-      <w:r>
-        <w:rPr>
-          <w:rFonts w:ascii="Arial" w:cs="Arial" w:eastAsia="Arial" w:hAnsi="Arial"/>
-          <w:b w:val="0"/>
-          <w:i w:val="0"/>
-          <w:smallCaps w:val="0"/>
-          <w:strike w:val="0"/>
-          <w:color w:val="000000"/>
-          <w:sz w:val="22"/>
-          <w:szCs w:val="22"/>
-          <w:u w:val="none"/>
-          <w:shd w:fill="auto" w:val="clear"/>
-          <w:vertAlign w:val="baseline"/>
-          <w:rtl w:val="0"/>
-        </w:rPr>
-        <w:t xml:space="preserve">the examination date;</w:t>
-      </w:r>
-      <w:r>
-        <w:rPr>
-          <w:rtl w:val="0"/>
-        </w:rPr>
-      </w:r>
-    </w:p>
-    <w:p>
-      <w:pPr>
-        <w:keepNext w:val="0"/>
-        <w:keepLines w:val="0"/>
-        <w:pageBreakBefore w:val="0"/>
-        <w:widowControl w:val="1"/>
-        <w:numPr>
-          <w:ilvl w:val="0"/>
-          <w:numId w:val="1"/>
-        </w:numPr>
-        <w:pBdr>
-          <w:top w:space="0" w:sz="0" w:val="nil"/>
-          <w:left w:space="0" w:sz="0" w:val="nil"/>
-          <w:bottom w:space="0" w:sz="0" w:val="nil"/>
-          <w:right w:space="0" w:sz="0" w:val="nil"/>
-          <w:between w:space="0" w:sz="0" w:val="nil"/>
-        </w:pBdr>
-        <w:shd w:fill="auto" w:val="clear"/>
-        <w:tabs>
-          <w:tab w:val="left" w:leader="none" w:pos="567"/>
-          <w:tab w:val="left" w:leader="none" w:pos="1134"/>
-          <w:tab w:val="right" w:leader="none" w:pos="9860"/>
-        </w:tabs>
-        <w:spacing w:after="0" w:before="120" w:line="240" w:lineRule="auto"/>
-        <w:ind w:left="392" w:right="0" w:hanging="360"/>
-        <w:jc w:val="left"/>
-        <w:rPr/>
-      </w:pPr>
-      <w:r>
-        <w:rPr>
-          <w:rFonts w:ascii="Arial" w:cs="Arial" w:eastAsia="Arial" w:hAnsi="Arial"/>
-          <w:b w:val="0"/>
-          <w:i w:val="0"/>
-          <w:smallCaps w:val="0"/>
-          <w:strike w:val="0"/>
-          <w:color w:val="000000"/>
-          <w:sz w:val="22"/>
-          <w:szCs w:val="22"/>
-          <w:u w:val="none"/>
-          <w:shd w:fill="auto" w:val="clear"/>
-          <w:vertAlign w:val="baseline"/>
-          <w:rtl w:val="0"/>
-        </w:rPr>
-        <w:t xml:space="preserve">your name;</w:t>
-      </w:r>
-      <w:r>
-        <w:rPr>
-          <w:rtl w:val="0"/>
-        </w:rPr>
-      </w:r>
-    </w:p>
-    <w:p>
-      <w:pPr>
-        <w:keepNext w:val="0"/>
-        <w:keepLines w:val="0"/>
-        <w:pageBreakBefore w:val="0"/>
-        <w:widowControl w:val="1"/>
-        <w:numPr>
-          <w:ilvl w:val="0"/>
-          <w:numId w:val="1"/>
-        </w:numPr>
-        <w:pBdr>
-          <w:top w:space="0" w:sz="0" w:val="nil"/>
-          <w:left w:space="0" w:sz="0" w:val="nil"/>
-          <w:bottom w:space="0" w:sz="0" w:val="nil"/>
-          <w:right w:space="0" w:sz="0" w:val="nil"/>
-          <w:between w:space="0" w:sz="0" w:val="nil"/>
-        </w:pBdr>
-        <w:shd w:fill="auto" w:val="clear"/>
-        <w:tabs>
-          <w:tab w:val="left" w:leader="none" w:pos="567"/>
-          <w:tab w:val="left" w:leader="none" w:pos="1134"/>
-          <w:tab w:val="right" w:leader="none" w:pos="9860"/>
-        </w:tabs>
-        <w:spacing w:after="0" w:before="120" w:line="240" w:lineRule="auto"/>
-        <w:ind w:left="392" w:right="0" w:hanging="360"/>
-        <w:jc w:val="left"/>
-        <w:rPr/>
-      </w:pPr>
-      <w:r>
-        <w:rPr>
-          <w:rFonts w:ascii="Arial" w:cs="Arial" w:eastAsia="Arial" w:hAnsi="Arial"/>
-          <w:b w:val="0"/>
-          <w:i w:val="0"/>
-          <w:smallCaps w:val="0"/>
-          <w:strike w:val="0"/>
-          <w:color w:val="000000"/>
-          <w:sz w:val="22"/>
-          <w:szCs w:val="22"/>
-          <w:u w:val="none"/>
-          <w:shd w:fill="auto" w:val="clear"/>
-          <w:vertAlign w:val="baseline"/>
-          <w:rtl w:val="0"/>
-        </w:rPr>
-        <w:t xml:space="preserve">your NEBOSH learner number;</w:t>
-      </w:r>
-      <w:r>
-        <w:rPr>
-          <w:rtl w:val="0"/>
-        </w:rPr>
-      </w:r>
-    </w:p>
-    <w:p>
-      <w:pPr>
-        <w:keepNext w:val="0"/>
-        <w:keepLines w:val="0"/>
-        <w:pageBreakBefore w:val="0"/>
-        <w:widowControl w:val="1"/>
-        <w:numPr>
-          <w:ilvl w:val="0"/>
-          <w:numId w:val="1"/>
-        </w:numPr>
-        <w:pBdr>
-          <w:top w:space="0" w:sz="0" w:val="nil"/>
-          <w:left w:space="0" w:sz="0" w:val="nil"/>
-          <w:bottom w:space="0" w:sz="0" w:val="nil"/>
-          <w:right w:space="0" w:sz="0" w:val="nil"/>
-          <w:between w:space="0" w:sz="0" w:val="nil"/>
-        </w:pBdr>
-        <w:shd w:fill="auto" w:val="clear"/>
-        <w:tabs>
-          <w:tab w:val="left" w:leader="none" w:pos="567"/>
-          <w:tab w:val="left" w:leader="none" w:pos="1134"/>
-          <w:tab w:val="right" w:leader="none" w:pos="9860"/>
-        </w:tabs>
-        <w:spacing w:after="0" w:before="120" w:line="240" w:lineRule="auto"/>
-        <w:ind w:left="392" w:right="0" w:hanging="360"/>
-        <w:jc w:val="left"/>
-        <w:rPr/>
-      </w:pPr>
-      <w:r>
-        <w:rPr>
-          <w:rFonts w:ascii="Arial" w:cs="Arial" w:eastAsia="Arial" w:hAnsi="Arial"/>
-          <w:b w:val="0"/>
-          <w:i w:val="0"/>
-          <w:smallCaps w:val="0"/>
-          <w:strike w:val="0"/>
-          <w:color w:val="000000"/>
-          <w:sz w:val="22"/>
-          <w:szCs w:val="22"/>
-          <w:u w:val="none"/>
-          <w:shd w:fill="auto" w:val="clear"/>
-          <w:vertAlign w:val="baseline"/>
-          <w:rtl w:val="0"/>
-        </w:rPr>
-        <w:t xml:space="preserve">page numbers for all pages;</w:t>
-      </w:r>
-      <w:r>
-        <w:rPr>
-          <w:rtl w:val="0"/>
-        </w:rPr>
-      </w:r>
-    </w:p>
-    <w:p>
-      <w:pPr>
-        <w:keepNext w:val="0"/>
-        <w:keepLines w:val="0"/>
-        <w:pageBreakBefore w:val="0"/>
-        <w:widowControl w:val="1"/>
-        <w:numPr>
-          <w:ilvl w:val="0"/>
-          <w:numId w:val="1"/>
-        </w:numPr>
-        <w:pBdr>
-          <w:top w:space="0" w:sz="0" w:val="nil"/>
-          <w:left w:space="0" w:sz="0" w:val="nil"/>
-          <w:bottom w:space="0" w:sz="0" w:val="nil"/>
-          <w:right w:space="0" w:sz="0" w:val="nil"/>
-          <w:between w:space="0" w:sz="0" w:val="nil"/>
-        </w:pBdr>
-        <w:shd w:fill="auto" w:val="clear"/>
-        <w:tabs>
-          <w:tab w:val="left" w:leader="none" w:pos="567"/>
-          <w:tab w:val="left" w:leader="none" w:pos="1134"/>
-          <w:tab w:val="right" w:leader="none" w:pos="9860"/>
-        </w:tabs>
-        <w:spacing w:after="0" w:before="120" w:line="240" w:lineRule="auto"/>
-        <w:ind w:left="392" w:right="0" w:hanging="360"/>
-        <w:jc w:val="left"/>
-        <w:rPr/>
-      </w:pPr>
-      <w:r>
-        <w:rPr>
-          <w:rFonts w:ascii="Arial" w:cs="Arial" w:eastAsia="Arial" w:hAnsi="Arial"/>
-          <w:b w:val="0"/>
-          <w:i w:val="0"/>
-          <w:smallCaps w:val="0"/>
-          <w:strike w:val="0"/>
-          <w:color w:val="000000"/>
-          <w:sz w:val="22"/>
-          <w:szCs w:val="22"/>
-          <w:u w:val="none"/>
-          <w:shd w:fill="auto" w:val="clear"/>
-          <w:vertAlign w:val="baseline"/>
-          <w:rtl w:val="0"/>
-        </w:rPr>
-        <w:t xml:space="preserve">question numbers next to each of your responses.  </w:t>
-      </w:r>
-      <w:r>
-        <w:rPr>
-          <w:rtl w:val="0"/>
-        </w:rPr>
-      </w:r>
-    </w:p>
-    <w:p>
-      <w:pPr>
-        <w:keepNext w:val="0"/>
-        <w:keepLines w:val="0"/>
-        <w:pageBreakBefore w:val="0"/>
-        <w:widowControl w:val="1"/>
-        <w:pBdr>
-          <w:top w:space="0" w:sz="0" w:val="nil"/>
-          <w:left w:space="0" w:sz="0" w:val="nil"/>
-          <w:bottom w:space="0" w:sz="0" w:val="nil"/>
-          <w:right w:space="0" w:sz="0" w:val="nil"/>
-          <w:between w:space="0" w:sz="0" w:val="nil"/>
-        </w:pBdr>
-        <w:shd w:fill="auto" w:val="clear"/>
-        <w:tabs>
-          <w:tab w:val="left" w:leader="none" w:pos="567"/>
-          <w:tab w:val="left" w:leader="none" w:pos="1134"/>
-          <w:tab w:val="right" w:leader="none" w:pos="9860"/>
-        </w:tabs>
-        <w:spacing w:after="0" w:before="0" w:line="240" w:lineRule="auto"/>
-        <w:ind w:left="32" w:right="0" w:firstLine="0"/>
-        <w:jc w:val="left"/>
-        <w:rPr>
-          <w:rFonts w:ascii="Arial" w:cs="Arial" w:eastAsia="Arial" w:hAnsi="Arial"/>
-          <w:b w:val="0"/>
-          <w:i w:val="0"/>
+          <w:bCs w:val="1"/>
+          <w:i w:val="0"/>
+          <w:iCs w:val="0"/>
           <w:smallCaps w:val="0"/>
           <w:strike w:val="0"/>
           <w:color w:val="000000"/>
@@ -1245,7 +955,9 @@
         <w:rPr>
           <w:rFonts w:ascii="Arial" w:cs="Arial" w:eastAsia="Arial" w:hAnsi="Arial"/>
           <w:b w:val="0"/>
-          <w:i w:val="0"/>
+          <w:bCs w:val="0"/>
+          <w:i w:val="0"/>
+          <w:iCs w:val="0"/>
           <w:smallCaps w:val="0"/>
           <w:strike w:val="0"/>
           <w:color w:val="000000"/>
@@ -1259,8 +971,10 @@
       <w:r>
         <w:rPr>
           <w:rFonts w:ascii="Arial" w:cs="Arial" w:eastAsia="Arial" w:hAnsi="Arial"/>
-          <w:b w:val="0"/>
-          <w:i w:val="0"/>
+          <w:b w:val="1"/>
+          <w:bCs w:val="1"/>
+          <w:i w:val="0"/>
+          <w:iCs w:val="0"/>
           <w:smallCaps w:val="0"/>
           <w:strike w:val="0"/>
           <w:color w:val="000000"/>
@@ -1271,7 +985,64 @@
           <w:vertAlign w:val="baseline"/>
           <w:rtl w:val="0"/>
         </w:rPr>
-        <w:t xml:space="preserve">The editable boxes in this document are expandable and will continue to grow as you type.</w:t>
+        <w:t xml:space="preserve">Please note:</w:t>
+      </w:r>
+      <w:r>
+        <w:rPr>
+          <w:rFonts w:ascii="Arial" w:cs="Arial" w:eastAsia="Arial" w:hAnsi="Arial"/>
+          <w:b w:val="0"/>
+          <w:bCs w:val="0"/>
+          <w:i w:val="0"/>
+          <w:iCs w:val="0"/>
+          <w:smallCaps w:val="0"/>
+          <w:strike w:val="0"/>
+          <w:color w:val="000000"/>
+          <w:sz w:val="22"/>
+          <w:szCs w:val="22"/>
+          <w:u w:val="none"/>
+          <w:shd w:fill="auto" w:val="clear"/>
+          <w:vertAlign w:val="baseline"/>
+          <w:rtl w:val="0"/>
+        </w:rPr>
+        <w:t xml:space="preserve"> You </w:t>
+      </w:r>
+      <w:r>
+        <w:rPr>
+          <w:rFonts w:ascii="Arial" w:cs="Arial" w:eastAsia="Arial" w:hAnsi="Arial"/>
+          <w:b w:val="1"/>
+          <w:bCs w:val="1"/>
+          <w:i w:val="0"/>
+          <w:iCs w:val="0"/>
+          <w:smallCaps w:val="0"/>
+          <w:strike w:val="0"/>
+          <w:color w:val="000000"/>
+          <w:sz w:val="22"/>
+          <w:szCs w:val="22"/>
+          <w:u w:val="none"/>
+          <w:shd w:fill="auto" w:val="clear"/>
+          <w:vertAlign w:val="baseline"/>
+          <w:rtl w:val="0"/>
+        </w:rPr>
+        <w:t xml:space="preserve">must</w:t>
+      </w:r>
+      <w:r>
+        <w:rPr>
+          <w:rFonts w:ascii="Arial" w:cs="Arial" w:eastAsia="Arial" w:hAnsi="Arial"/>
+          <w:b w:val="0"/>
+          <w:bCs w:val="0"/>
+          <w:i w:val="0"/>
+          <w:iCs w:val="0"/>
+          <w:smallCaps w:val="0"/>
+          <w:strike w:val="0"/>
+          <w:color w:val="000000"/>
+          <w:sz w:val="22"/>
+          <w:szCs w:val="22"/>
+          <w:u w:val="none"/>
+          <w:shd w:fill="auto" w:val="clear"/>
+          <w:vertAlign w:val="baseline"/>
+          <w:rtl w:val="0"/>
+        </w:rPr>
+        <w:t xml:space="preserve"> use this template for this Unit.</w:t>
       </w:r>
     </w:p>
     <w:p>
@@ -1299,7 +1070,9 @@
         <w:rPr>
           <w:rFonts w:ascii="Arial" w:cs="Arial" w:eastAsia="Arial" w:hAnsi="Arial"/>
           <w:b w:val="0"/>
-          <w:i w:val="0"/>
+          <w:bCs w:val="0"/>
+          <w:i w:val="0"/>
+          <w:iCs w:val="0"/>
           <w:smallCaps w:val="0"/>
           <w:strike w:val="0"/>
           <w:color w:val="000000"/>
@@ -1314,94 +1087,6 @@
         <w:rPr>
           <w:rtl w:val="0"/>
         </w:rPr>
-      </w:r>
-    </w:p>
-    <w:p>
-      <w:pPr>
-        <w:keepNext w:val="0"/>
-        <w:keepLines w:val="0"/>
-        <w:pageBreakBefore w:val="0"/>
-        <w:widowControl w:val="1"/>
-        <w:pBdr>
-          <w:top w:space="0" w:sz="0" w:val="nil"/>
-          <w:left w:space="0" w:sz="0" w:val="nil"/>
-          <w:bottom w:space="0" w:sz="0" w:val="nil"/>
-          <w:right w:space="0" w:sz="0" w:val="nil"/>
-          <w:between w:space="0" w:sz="0" w:val="nil"/>
-        </w:pBdr>
-        <w:shd w:fill="auto" w:val="clear"/>
-        <w:tabs>
-          <w:tab w:val="left" w:leader="none" w:pos="567"/>
-          <w:tab w:val="left" w:leader="none" w:pos="1134"/>
-          <w:tab w:val="right" w:leader="none" w:pos="9860"/>
-        </w:tabs>
-        <w:spacing w:after="0" w:before="0" w:line="240" w:lineRule="auto"/>
-        <w:ind w:left="32" w:right="0" w:firstLine="0"/>
-        <w:jc w:val="left"/>
-        <w:rPr>
-          <w:rFonts w:ascii="Arial" w:cs="Arial" w:eastAsia="Arial" w:hAnsi="Arial"/>
-          <w:b w:val="0"/>
-          <w:i w:val="0"/>
-          <w:smallCaps w:val="0"/>
-          <w:strike w:val="0"/>
-          <w:color w:val="000000"/>
-          <w:sz w:val="22"/>
-          <w:szCs w:val="22"/>
-          <w:u w:val="none"/>
-          <w:shd w:fill="auto" w:val="clear"/>
-          <w:vertAlign w:val="baseline"/>
-        </w:rPr>
-      </w:pPr>
-      <w:r>
-        <w:rPr>
-          <w:rFonts w:ascii="Arial" w:cs="Arial" w:eastAsia="Arial" w:hAnsi="Arial"/>
-          <w:b w:val="0"/>
-          <w:i w:val="0"/>
-          <w:smallCaps w:val="0"/>
-          <w:strike w:val="0"/>
-          <w:color w:val="000000"/>
-          <w:sz w:val="22"/>
-          <w:szCs w:val="22"/>
-          <w:u w:val="none"/>
-          <w:shd w:fill="auto" w:val="clear"/>
-          <w:vertAlign w:val="baseline"/>
-          <w:rtl w:val="0"/>
-        </w:rPr>
-        <w:t xml:space="preserve">You do </w:t>
-      </w:r>
-      <w:r>
-        <w:rPr>
-          <w:rFonts w:ascii="Arial" w:cs="Arial" w:eastAsia="Arial" w:hAnsi="Arial"/>
-          <w:b w:val="1"/>
-          <w:i w:val="0"/>
-          <w:smallCaps w:val="0"/>
-          <w:strike w:val="0"/>
-          <w:color w:val="000000"/>
-          <w:sz w:val="22"/>
-          <w:szCs w:val="22"/>
-          <w:u w:val="none"/>
-          <w:shd w:fill="auto" w:val="clear"/>
-          <w:vertAlign w:val="baseline"/>
-          <w:rtl w:val="0"/>
-        </w:rPr>
-        <w:t xml:space="preserve">not</w:t>
-      </w:r>
-      <w:r>
-        <w:rPr>
-          <w:rFonts w:ascii="Arial" w:cs="Arial" w:eastAsia="Arial" w:hAnsi="Arial"/>
-          <w:b w:val="0"/>
-          <w:i w:val="0"/>
-          <w:smallCaps w:val="0"/>
-          <w:strike w:val="0"/>
-          <w:color w:val="000000"/>
-          <w:sz w:val="22"/>
-          <w:szCs w:val="22"/>
-          <w:u w:val="none"/>
-          <w:shd w:fill="auto" w:val="clear"/>
-          <w:vertAlign w:val="baseline"/>
-          <w:rtl w:val="0"/>
-        </w:rPr>
-        <w:t xml:space="preserve"> need to copy out the questions.</w:t>
       </w:r>
     </w:p>
     <w:p>
@@ -1429,7 +1114,9 @@
         <w:rPr>
           <w:rFonts w:ascii="Arial" w:cs="Arial" w:eastAsia="Arial" w:hAnsi="Arial"/>
           <w:b w:val="0"/>
-          <w:i w:val="0"/>
+          <w:bCs w:val="0"/>
+          <w:i w:val="0"/>
+          <w:iCs w:val="0"/>
           <w:smallCaps w:val="0"/>
           <w:strike w:val="0"/>
           <w:color w:val="000000"/>
@@ -1442,8 +1129,22 @@
       </w:pPr>
       <w:r>
         <w:rPr>
-          <w:rtl w:val="0"/>
-        </w:rPr>
+          <w:rFonts w:ascii="Arial" w:cs="Arial" w:eastAsia="Arial" w:hAnsi="Arial"/>
+          <w:b w:val="0"/>
+          <w:bCs w:val="0"/>
+          <w:i w:val="0"/>
+          <w:iCs w:val="0"/>
+          <w:smallCaps w:val="0"/>
+          <w:strike w:val="0"/>
+          <w:color w:val="000000"/>
+          <w:sz w:val="22"/>
+          <w:szCs w:val="22"/>
+          <w:u w:val="none"/>
+          <w:shd w:fill="auto" w:val="clear"/>
+          <w:vertAlign w:val="baseline"/>
+          <w:rtl w:val="0"/>
+        </w:rPr>
+        <w:t xml:space="preserve">The editable boxes in this document are expandable and will continue to grow as you type.</w:t>
       </w:r>
     </w:p>
     <w:p>
@@ -1470,8 +1171,10 @@
         <w:jc w:val="left"/>
         <w:rPr>
           <w:rFonts w:ascii="Arial" w:cs="Arial" w:eastAsia="Arial" w:hAnsi="Arial"/>
-          <w:b w:val="1"/>
-          <w:i w:val="0"/>
+          <w:b w:val="0"/>
+          <w:bCs w:val="0"/>
+          <w:i w:val="0"/>
+          <w:iCs w:val="0"/>
           <w:smallCaps w:val="0"/>
           <w:strike w:val="0"/>
           <w:color w:val="000000"/>
@@ -1484,62 +1187,8 @@
       </w:pPr>
       <w:r>
         <w:rPr>
-          <w:rFonts w:ascii="Arial" w:cs="Arial" w:eastAsia="Arial" w:hAnsi="Arial"/>
-          <w:b w:val="1"/>
-          <w:i w:val="0"/>
-          <w:smallCaps w:val="0"/>
-          <w:strike w:val="0"/>
-          <w:color w:val="000000"/>
-          <w:sz w:val="22"/>
-          <w:szCs w:val="22"/>
-          <w:u w:val="none"/>
-          <w:shd w:fill="auto" w:val="clear"/>
-          <w:vertAlign w:val="baseline"/>
-          <w:rtl w:val="0"/>
-        </w:rPr>
-        <w:t xml:space="preserve">Please save your completed answer document with your surname, your first name, and your NEBOSH learner number.</w:t>
-      </w:r>
-      <w:r>
-        <w:drawing>
-          <wp:anchor allowOverlap="1" behindDoc="0" distB="0" distT="0" distL="114300" distR="114300" hidden="0" layoutInCell="1" locked="0" relativeHeight="0" simplePos="0">
-            <wp:simplePos x="0" y="0"/>
-            <wp:positionH relativeFrom="column">
-              <wp:posOffset>-3170</wp:posOffset>
-            </wp:positionH>
-            <wp:positionV relativeFrom="paragraph">
-              <wp:posOffset>97790</wp:posOffset>
-            </wp:positionV>
-            <wp:extent cx="946150" cy="946150"/>
-            <wp:effectExtent b="0" l="0" r="0" t="0"/>
-            <wp:wrapSquare wrapText="bothSides" distB="0" distT="0" distL="114300" distR="114300"/>
-            <wp:docPr id="3" name="image1.png"/>
-            <a:graphic>
-              <a:graphicData uri="http://schemas.openxmlformats.org/drawingml/2006/picture">
-                <pic:pic>
-                  <pic:nvPicPr>
-                    <pic:cNvPr id="0" name="image1.png"/>
-                    <pic:cNvPicPr preferRelativeResize="0"/>
-                  </pic:nvPicPr>
-                  <pic:blipFill>
-                    <a:blip r:embed="rId8"/>
-                    <a:srcRect b="0" l="0" r="0" t="0"/>
-                    <a:stretch>
-                      <a:fillRect/>
-                    </a:stretch>
-                  </pic:blipFill>
-                  <pic:spPr>
-                    <a:xfrm>
-                      <a:off x="0" y="0"/>
-                      <a:ext cx="946150" cy="946150"/>
-                    </a:xfrm>
-                    <a:prstGeom prst="rect"/>
-                    <a:ln/>
-                  </pic:spPr>
-                </pic:pic>
-              </a:graphicData>
-            </a:graphic>
-          </wp:anchor>
-        </w:drawing>
+          <w:rtl w:val="0"/>
+        </w:rPr>
       </w:r>
     </w:p>
     <w:p>
@@ -1567,7 +1216,9 @@
         <w:rPr>
           <w:rFonts w:ascii="Arial" w:cs="Arial" w:eastAsia="Arial" w:hAnsi="Arial"/>
           <w:b w:val="0"/>
-          <w:i w:val="0"/>
+          <w:bCs w:val="0"/>
+          <w:i w:val="0"/>
+          <w:iCs w:val="0"/>
           <w:smallCaps w:val="0"/>
           <w:strike w:val="0"/>
           <w:color w:val="000000"/>
@@ -1582,7 +1233,293 @@
         <w:rPr>
           <w:rFonts w:ascii="Arial" w:cs="Arial" w:eastAsia="Arial" w:hAnsi="Arial"/>
           <w:b w:val="0"/>
-          <w:i w:val="0"/>
+          <w:bCs w:val="0"/>
+          <w:i w:val="0"/>
+          <w:iCs w:val="0"/>
+          <w:smallCaps w:val="0"/>
+          <w:strike w:val="0"/>
+          <w:color w:val="000000"/>
+          <w:sz w:val="22"/>
+          <w:szCs w:val="22"/>
+          <w:u w:val="none"/>
+          <w:shd w:fill="auto" w:val="clear"/>
+          <w:vertAlign w:val="baseline"/>
+          <w:rtl w:val="0"/>
+        </w:rPr>
+        <w:t xml:space="preserve">You do </w:t>
+      </w:r>
+      <w:r>
+        <w:rPr>
+          <w:rFonts w:ascii="Arial" w:cs="Arial" w:eastAsia="Arial" w:hAnsi="Arial"/>
+          <w:b w:val="1"/>
+          <w:bCs w:val="1"/>
+          <w:i w:val="0"/>
+          <w:iCs w:val="0"/>
+          <w:smallCaps w:val="0"/>
+          <w:strike w:val="0"/>
+          <w:color w:val="000000"/>
+          <w:sz w:val="22"/>
+          <w:szCs w:val="22"/>
+          <w:u w:val="none"/>
+          <w:shd w:fill="auto" w:val="clear"/>
+          <w:vertAlign w:val="baseline"/>
+          <w:rtl w:val="0"/>
+        </w:rPr>
+        <w:t xml:space="preserve">not</w:t>
+      </w:r>
+      <w:r>
+        <w:rPr>
+          <w:rFonts w:ascii="Arial" w:cs="Arial" w:eastAsia="Arial" w:hAnsi="Arial"/>
+          <w:b w:val="0"/>
+          <w:bCs w:val="0"/>
+          <w:i w:val="0"/>
+          <w:iCs w:val="0"/>
+          <w:smallCaps w:val="0"/>
+          <w:strike w:val="0"/>
+          <w:color w:val="000000"/>
+          <w:sz w:val="22"/>
+          <w:szCs w:val="22"/>
+          <w:u w:val="none"/>
+          <w:shd w:fill="auto" w:val="clear"/>
+          <w:vertAlign w:val="baseline"/>
+          <w:rtl w:val="0"/>
+        </w:rPr>
+        <w:t xml:space="preserve"> need to copy out the questions.</w:t>
+      </w:r>
+    </w:p>
+    <w:p>
+      <w:pPr>
+        <w:keepNext w:val="0"/>
+        <w:keepLines w:val="0"/>
+        <w:pageBreakBefore w:val="0"/>
+        <w:widowControl w:val="1"/>
+        <w:pBdr>
+          <w:top w:space="0" w:sz="0" w:val="nil"/>
+          <w:left w:space="0" w:sz="0" w:val="nil"/>
+          <w:bottom w:space="0" w:sz="0" w:val="nil"/>
+          <w:right w:space="0" w:sz="0" w:val="nil"/>
+          <w:between w:space="0" w:sz="0" w:val="nil"/>
+        </w:pBdr>
+        <w:shd w:fill="auto" w:val="clear"/>
+        <w:tabs>
+          <w:tab w:val="left" w:leader="none" w:pos="567"/>
+          <w:tab w:val="left" w:leader="none" w:pos="1134"/>
+          <w:tab w:val="right" w:leader="none" w:pos="9860"/>
+        </w:tabs>
+        <w:spacing w:after="0" w:before="0" w:line="240" w:lineRule="auto"/>
+        <w:ind w:left="0" w:right="0" w:firstLine="0"/>
+        <w:jc w:val="left"/>
+        <w:rPr>
+          <w:rFonts w:ascii="Arial" w:cs="Arial" w:eastAsia="Arial" w:hAnsi="Arial"/>
+          <w:b w:val="0"/>
+          <w:bCs w:val="0"/>
+          <w:i w:val="0"/>
+          <w:iCs w:val="0"/>
+          <w:smallCaps w:val="0"/>
+          <w:strike w:val="0"/>
+          <w:color w:val="000000"/>
+          <w:sz w:val="22"/>
+          <w:szCs w:val="22"/>
+          <w:u w:val="none"/>
+          <w:shd w:fill="auto" w:val="clear"/>
+          <w:vertAlign w:val="baseline"/>
+        </w:rPr>
+      </w:pPr>
+      <w:r>
+        <w:rPr>
+          <w:rtl w:val="0"/>
+        </w:rPr>
+      </w:r>
+    </w:p>
+    <w:p>
+      <w:pPr>
+        <w:keepNext w:val="0"/>
+        <w:keepLines w:val="0"/>
+        <w:pageBreakBefore w:val="0"/>
+        <w:widowControl w:val="1"/>
+        <w:pBdr>
+          <w:top w:space="0" w:sz="0" w:val="nil"/>
+          <w:left w:space="0" w:sz="0" w:val="nil"/>
+          <w:bottom w:space="0" w:sz="0" w:val="nil"/>
+          <w:right w:space="0" w:sz="0" w:val="nil"/>
+          <w:between w:space="0" w:sz="0" w:val="nil"/>
+        </w:pBdr>
+        <w:shd w:fill="auto" w:val="clear"/>
+        <w:tabs>
+          <w:tab w:val="left" w:leader="none" w:pos="567"/>
+          <w:tab w:val="left" w:leader="none" w:pos="1134"/>
+          <w:tab w:val="right" w:leader="none" w:pos="9860"/>
+        </w:tabs>
+        <w:spacing w:after="0" w:before="0" w:line="240" w:lineRule="auto"/>
+        <w:ind w:left="0" w:right="0" w:firstLine="0"/>
+        <w:jc w:val="left"/>
+        <w:rPr>
+          <w:rFonts w:ascii="Arial" w:cs="Arial" w:eastAsia="Arial" w:hAnsi="Arial"/>
+          <w:b w:val="0"/>
+          <w:bCs w:val="0"/>
+          <w:i w:val="0"/>
+          <w:iCs w:val="0"/>
+          <w:smallCaps w:val="0"/>
+          <w:strike w:val="0"/>
+          <w:color w:val="000000"/>
+          <w:sz w:val="22"/>
+          <w:szCs w:val="22"/>
+          <w:u w:val="none"/>
+          <w:shd w:fill="auto" w:val="clear"/>
+          <w:vertAlign w:val="baseline"/>
+        </w:rPr>
+      </w:pPr>
+      <w:r>
+        <w:rPr>
+          <w:rtl w:val="0"/>
+        </w:rPr>
+      </w:r>
+    </w:p>
+    <w:p>
+      <w:pPr>
+        <w:keepNext w:val="0"/>
+        <w:keepLines w:val="0"/>
+        <w:pageBreakBefore w:val="0"/>
+        <w:widowControl w:val="1"/>
+        <w:pBdr>
+          <w:top w:space="0" w:sz="0" w:val="nil"/>
+          <w:left w:space="0" w:sz="0" w:val="nil"/>
+          <w:bottom w:space="0" w:sz="0" w:val="nil"/>
+          <w:right w:space="0" w:sz="0" w:val="nil"/>
+          <w:between w:space="0" w:sz="0" w:val="nil"/>
+        </w:pBdr>
+        <w:shd w:fill="auto" w:val="clear"/>
+        <w:tabs>
+          <w:tab w:val="left" w:leader="none" w:pos="567"/>
+          <w:tab w:val="left" w:leader="none" w:pos="1134"/>
+          <w:tab w:val="right" w:leader="none" w:pos="9860"/>
+        </w:tabs>
+        <w:spacing w:after="0" w:before="0" w:line="240" w:lineRule="auto"/>
+        <w:ind w:left="0" w:right="0" w:firstLine="0"/>
+        <w:jc w:val="left"/>
+        <w:rPr>
+          <w:rFonts w:ascii="Arial" w:cs="Arial" w:eastAsia="Arial" w:hAnsi="Arial"/>
+          <w:b w:val="1"/>
+          <w:bCs w:val="1"/>
+          <w:i w:val="0"/>
+          <w:iCs w:val="0"/>
+          <w:smallCaps w:val="0"/>
+          <w:strike w:val="0"/>
+          <w:color w:val="000000"/>
+          <w:sz w:val="22"/>
+          <w:szCs w:val="22"/>
+          <w:u w:val="none"/>
+          <w:shd w:fill="auto" w:val="clear"/>
+          <w:vertAlign w:val="baseline"/>
+        </w:rPr>
+      </w:pPr>
+      <w:r>
+        <w:rPr>
+          <w:rFonts w:ascii="Arial" w:cs="Arial" w:eastAsia="Arial" w:hAnsi="Arial"/>
+          <w:b w:val="1"/>
+          <w:bCs w:val="1"/>
+          <w:i w:val="0"/>
+          <w:iCs w:val="0"/>
+          <w:smallCaps w:val="0"/>
+          <w:strike w:val="0"/>
+          <w:color w:val="000000"/>
+          <w:sz w:val="22"/>
+          <w:szCs w:val="22"/>
+          <w:u w:val="none"/>
+          <w:shd w:fill="auto" w:val="clear"/>
+          <w:vertAlign w:val="baseline"/>
+          <w:rtl w:val="0"/>
+        </w:rPr>
+        <w:t xml:space="preserve">Please save your completed answer document with your surname, your first name, your NEBOSH learner number, and the Unit reference.</w:t>
+      </w:r>
+      <w:r>
+        <w:drawing>
+          <wp:anchor allowOverlap="1" behindDoc="0" distB="0" distT="0" distL="114300" distR="114300" hidden="0" layoutInCell="1" locked="0" relativeHeight="0" simplePos="0">
+            <wp:simplePos x="0" y="0"/>
+            <wp:positionH relativeFrom="column">
+              <wp:posOffset>-3174</wp:posOffset>
+            </wp:positionH>
+            <wp:positionV relativeFrom="paragraph">
+              <wp:posOffset>97790</wp:posOffset>
+            </wp:positionV>
+            <wp:extent cx="946150" cy="946150"/>
+            <wp:effectExtent b="0" l="0" r="0" t="0"/>
+            <wp:wrapSquare wrapText="bothSides" distB="0" distT="0" distL="114300" distR="114300"/>
+            <wp:docPr id="2" name="image2.png"/>
+            <a:graphic>
+              <a:graphicData uri="http://schemas.openxmlformats.org/drawingml/2006/picture">
+                <pic:pic>
+                  <pic:nvPicPr>
+                    <pic:cNvPr id="0" name="image2.png"/>
+                    <pic:cNvPicPr preferRelativeResize="0"/>
+                  </pic:nvPicPr>
+                  <pic:blipFill>
+                    <a:blip r:embed="rId8"/>
+                    <a:srcRect b="0" l="0" r="0" t="0"/>
+                    <a:stretch>
+                      <a:fillRect/>
+                    </a:stretch>
+                  </pic:blipFill>
+                  <pic:spPr>
+                    <a:xfrm>
+                      <a:off x="0" y="0"/>
+                      <a:ext cx="946150" cy="946150"/>
+                    </a:xfrm>
+                    <a:prstGeom prst="rect"/>
+                    <a:ln/>
+                  </pic:spPr>
+                </pic:pic>
+              </a:graphicData>
+            </a:graphic>
+          </wp:anchor>
+        </w:drawing>
+      </w:r>
+    </w:p>
+    <w:p>
+      <w:pPr>
+        <w:keepNext w:val="0"/>
+        <w:keepLines w:val="0"/>
+        <w:pageBreakBefore w:val="0"/>
+        <w:widowControl w:val="1"/>
+        <w:pBdr>
+          <w:top w:space="0" w:sz="0" w:val="nil"/>
+          <w:left w:space="0" w:sz="0" w:val="nil"/>
+          <w:bottom w:space="0" w:sz="0" w:val="nil"/>
+          <w:right w:space="0" w:sz="0" w:val="nil"/>
+          <w:between w:space="0" w:sz="0" w:val="nil"/>
+        </w:pBdr>
+        <w:shd w:fill="auto" w:val="clear"/>
+        <w:tabs>
+          <w:tab w:val="left" w:leader="none" w:pos="567"/>
+          <w:tab w:val="left" w:leader="none" w:pos="1134"/>
+          <w:tab w:val="right" w:leader="none" w:pos="9860"/>
+        </w:tabs>
+        <w:spacing w:after="0" w:before="120" w:line="240" w:lineRule="auto"/>
+        <w:ind w:left="0" w:right="0" w:firstLine="0"/>
+        <w:jc w:val="left"/>
+        <w:rPr>
+          <w:rFonts w:ascii="Arial" w:cs="Arial" w:eastAsia="Arial" w:hAnsi="Arial"/>
+          <w:b w:val="0"/>
+          <w:bCs w:val="0"/>
+          <w:i w:val="0"/>
+          <w:iCs w:val="0"/>
+          <w:smallCaps w:val="0"/>
+          <w:strike w:val="0"/>
+          <w:color w:val="000000"/>
+          <w:sz w:val="22"/>
+          <w:szCs w:val="22"/>
+          <w:u w:val="none"/>
+          <w:shd w:fill="auto" w:val="clear"/>
+          <w:vertAlign w:val="baseline"/>
+        </w:rPr>
+      </w:pPr>
+      <w:r>
+        <w:rPr>
+          <w:rFonts w:ascii="Arial" w:cs="Arial" w:eastAsia="Arial" w:hAnsi="Arial"/>
+          <w:b w:val="0"/>
+          <w:bCs w:val="0"/>
+          <w:i w:val="0"/>
+          <w:iCs w:val="0"/>
           <w:smallCaps w:val="0"/>
           <w:strike w:val="0"/>
           <w:color w:val="000000"/>
@@ -1621,7 +1558,9 @@
         <w:rPr>
           <w:rFonts w:ascii="Arial" w:cs="Arial" w:eastAsia="Arial" w:hAnsi="Arial"/>
           <w:b w:val="0"/>
-          <w:i w:val="0"/>
+          <w:bCs w:val="0"/>
+          <w:i w:val="0"/>
+          <w:iCs w:val="0"/>
           <w:smallCaps w:val="0"/>
           <w:strike w:val="0"/>
           <w:color w:val="000000"/>
@@ -1636,7 +1575,9 @@
         <w:rPr>
           <w:rFonts w:ascii="Arial" w:cs="Arial" w:eastAsia="Arial" w:hAnsi="Arial"/>
           <w:b w:val="0"/>
-          <w:i w:val="0"/>
+          <w:bCs w:val="0"/>
+          <w:i w:val="0"/>
+          <w:iCs w:val="0"/>
           <w:smallCaps w:val="0"/>
           <w:strike w:val="0"/>
           <w:color w:val="000000"/>
@@ -1647,137 +1588,47 @@
           <w:vertAlign w:val="baseline"/>
           <w:rtl w:val="0"/>
         </w:rPr>
-        <w:t xml:space="preserve">Towlson Dominic, 12345678</w:t>
+        <w:t xml:space="preserve">Towlson Dominic 12345678 DI2</w:t>
       </w:r>
     </w:p>
     <w:p>
       <w:pPr>
-        <w:keepNext w:val="0"/>
-        <w:keepLines w:val="0"/>
-        <w:pageBreakBefore w:val="0"/>
-        <w:widowControl w:val="1"/>
-        <w:pBdr>
-          <w:top w:space="0" w:sz="0" w:val="nil"/>
-          <w:left w:space="0" w:sz="0" w:val="nil"/>
-          <w:bottom w:space="0" w:sz="0" w:val="nil"/>
-          <w:right w:space="0" w:sz="0" w:val="nil"/>
-          <w:between w:space="0" w:sz="0" w:val="nil"/>
-        </w:pBdr>
-        <w:shd w:fill="auto" w:val="clear"/>
+        <w:spacing w:after="200" w:lineRule="auto"/>
+        <w:rPr/>
+      </w:pPr>
+      <w:r>
+        <w:br w:type="page"/>
+      </w:r>
+      <w:r>
+        <w:rPr>
+          <w:rtl w:val="0"/>
+        </w:rPr>
+      </w:r>
+    </w:p>
+    <w:p>
+      <w:pPr>
         <w:tabs>
           <w:tab w:val="left" w:leader="none" w:pos="567"/>
           <w:tab w:val="left" w:leader="none" w:pos="1134"/>
           <w:tab w:val="right" w:leader="none" w:pos="9860"/>
         </w:tabs>
-        <w:spacing w:after="0" w:before="80" w:line="240" w:lineRule="auto"/>
-        <w:ind w:left="0" w:right="0" w:firstLine="0"/>
-        <w:jc w:val="left"/>
-        <w:rPr>
-          <w:rFonts w:ascii="Arial" w:cs="Arial" w:eastAsia="Arial" w:hAnsi="Arial"/>
-          <w:b w:val="1"/>
-          <w:i w:val="0"/>
-          <w:smallCaps w:val="0"/>
-          <w:strike w:val="0"/>
-          <w:color w:val="000000"/>
-          <w:sz w:val="24"/>
-          <w:szCs w:val="24"/>
-          <w:u w:val="none"/>
-          <w:shd w:fill="auto" w:val="clear"/>
-          <w:vertAlign w:val="baseline"/>
-        </w:rPr>
+        <w:rPr/>
       </w:pPr>
       <w:r>
-        <w:br w:type="page"/>
-      </w:r>
-      <w:r>
-        <w:rPr>
-          <w:rtl w:val="0"/>
-        </w:rPr>
+        <w:rPr>
+          <w:rtl w:val="0"/>
+        </w:rPr>
+        <w:t xml:space="preserve">{{content}}</w:t>
       </w:r>
     </w:p>
     <w:p>
       <w:pPr>
-        <w:keepNext w:val="0"/>
-        <w:keepLines w:val="0"/>
-        <w:pageBreakBefore w:val="0"/>
-        <w:widowControl w:val="1"/>
-        <w:pBdr>
-          <w:top w:space="0" w:sz="0" w:val="nil"/>
-          <w:left w:space="0" w:sz="0" w:val="nil"/>
-          <w:bottom w:space="0" w:sz="0" w:val="nil"/>
-          <w:right w:space="0" w:sz="0" w:val="nil"/>
-          <w:between w:space="0" w:sz="0" w:val="nil"/>
-        </w:pBdr>
-        <w:shd w:fill="auto" w:val="clear"/>
         <w:tabs>
           <w:tab w:val="left" w:leader="none" w:pos="567"/>
           <w:tab w:val="left" w:leader="none" w:pos="1134"/>
           <w:tab w:val="right" w:leader="none" w:pos="9860"/>
         </w:tabs>
-        <w:spacing w:after="0" w:before="0" w:line="240" w:lineRule="auto"/>
-        <w:ind w:left="0" w:right="0" w:firstLine="0"/>
-        <w:jc w:val="left"/>
-        <w:rPr>
-          <w:rFonts w:ascii="Arial" w:cs="Arial" w:eastAsia="Arial" w:hAnsi="Arial"/>
-          <w:b w:val="0"/>
-          <w:i w:val="0"/>
-          <w:smallCaps w:val="0"/>
-          <w:strike w:val="0"/>
-          <w:color w:val="000000"/>
-          <w:sz w:val="22"/>
-          <w:szCs w:val="22"/>
-          <w:u w:val="none"/>
-          <w:shd w:fill="auto" w:val="clear"/>
-          <w:vertAlign w:val="baseline"/>
-        </w:rPr>
-      </w:pPr>
-      <w:r>
-        <w:rPr>
-          <w:rtl w:val="0"/>
-        </w:rPr>
-        <w:t xml:space="preserve">{{content}}</w:t>
-      </w:r>
-      <w:r>
-        <w:rPr>
-          <w:rtl w:val="0"/>
-        </w:rPr>
-      </w:r>
-    </w:p>
-    <w:p>
-      <w:pPr>
-        <w:keepNext w:val="0"/>
-        <w:keepLines w:val="0"/>
-        <w:pageBreakBefore w:val="0"/>
-        <w:widowControl w:val="1"/>
-        <w:pBdr>
-          <w:top w:space="0" w:sz="0" w:val="nil"/>
-          <w:left w:space="0" w:sz="0" w:val="nil"/>
-          <w:bottom w:space="0" w:sz="0" w:val="nil"/>
-          <w:right w:space="0" w:sz="0" w:val="nil"/>
-          <w:between w:space="0" w:sz="0" w:val="nil"/>
-        </w:pBdr>
-        <w:shd w:fill="auto" w:val="clear"/>
-        <w:tabs>
-          <w:tab w:val="left" w:leader="none" w:pos="567"/>
-          <w:tab w:val="left" w:leader="none" w:pos="1134"/>
-          <w:tab w:val="right" w:leader="none" w:pos="9860"/>
-        </w:tabs>
-        <w:spacing w:after="0" w:before="0" w:line="240" w:lineRule="auto"/>
-        <w:ind w:left="0" w:right="0" w:firstLine="0"/>
-        <w:jc w:val="left"/>
-        <w:rPr>
-          <w:rFonts w:ascii="Arial" w:cs="Arial" w:eastAsia="Arial" w:hAnsi="Arial"/>
-          <w:b w:val="0"/>
-          <w:i w:val="0"/>
-          <w:smallCaps w:val="0"/>
-          <w:strike w:val="0"/>
-          <w:color w:val="000000"/>
-          <w:sz w:val="22"/>
-          <w:szCs w:val="22"/>
-          <w:u w:val="none"/>
-          <w:shd w:fill="auto" w:val="clear"/>
-          <w:vertAlign w:val="baseline"/>
-        </w:rPr>
+        <w:rPr/>
       </w:pPr>
       <w:r>
         <w:rPr>
@@ -1788,7 +1639,7 @@
     <w:tbl>
       <w:tblPr>
         <w:tblStyle w:val="Table2"/>
-        <w:tblW w:w="4185.0" w:type="dxa"/>
+        <w:tblW w:w="8870.0" w:type="dxa"/>
         <w:jc w:val="left"/>
         <w:tblBorders>
           <w:top w:color="000000" w:space="0" w:sz="4" w:val="single"/>
@@ -1802,12 +1653,12 @@
         <w:tblLook w:val="0400"/>
       </w:tblPr>
       <w:tblGrid>
-        <w:gridCol w:w="1560"/>
-        <w:gridCol w:w="2625"/>
+        <w:gridCol w:w="2779"/>
+        <w:gridCol w:w="6091"/>
         <w:tblGridChange w:id="0">
           <w:tblGrid>
-            <w:gridCol w:w="1560"/>
-            <w:gridCol w:w="2625"/>
+            <w:gridCol w:w="2779"/>
+            <w:gridCol w:w="6091"/>
           </w:tblGrid>
         </w:tblGridChange>
       </w:tblGrid>
@@ -1824,6 +1675,7 @@
             <w:pPr>
               <w:keepNext w:val="0"/>
               <w:keepLines w:val="0"/>
+              <w:pageBreakBefore w:val="0"/>
               <w:widowControl w:val="1"/>
               <w:pBdr>
                 <w:top w:space="0" w:sz="0" w:val="nil"/>
@@ -1844,7 +1696,9 @@
               <w:rPr>
                 <w:rFonts w:ascii="Arial" w:cs="Arial" w:eastAsia="Arial" w:hAnsi="Arial"/>
                 <w:b w:val="1"/>
+                <w:bCs w:val="1"/>
                 <w:i w:val="0"/>
+                <w:iCs w:val="0"/>
                 <w:smallCaps w:val="0"/>
                 <w:strike w:val="0"/>
                 <w:color w:val="000000"/>
@@ -1859,169 +1713,9 @@
               <w:rPr>
                 <w:rFonts w:ascii="Arial" w:cs="Arial" w:eastAsia="Arial" w:hAnsi="Arial"/>
                 <w:b w:val="1"/>
+                <w:bCs w:val="1"/>
                 <w:i w:val="0"/>
-                <w:smallCaps w:val="0"/>
-                <w:strike w:val="0"/>
-                <w:color w:val="000000"/>
-                <w:sz w:val="22"/>
-                <w:szCs w:val="22"/>
-                <w:u w:val="none"/>
-                <w:shd w:fill="auto" w:val="clear"/>
-                <w:vertAlign w:val="baseline"/>
-                <w:rtl w:val="0"/>
-              </w:rPr>
-              <w:t xml:space="preserve">Your total word count*</w:t>
-            </w:r>
-          </w:p>
-        </w:tc>
-        <w:tc>
-          <w:tcPr>
-            <w:vAlign w:val="center"/>
-          </w:tcPr>
-          <w:p>
-            <w:pPr>
-              <w:spacing w:after="40" w:before="40" w:lineRule="auto"/>
-              <w:rPr/>
-            </w:pPr>
-            <w:r>
-              <w:rPr>
-                <w:rtl w:val="0"/>
-              </w:rPr>
-              <w:t xml:space="preserve">{{WORD_COUNT}}</w:t>
-            </w:r>
-          </w:p>
-        </w:tc>
-      </w:tr>
-    </w:tbl>
-    <w:p>
-      <w:pPr>
-        <w:keepNext w:val="0"/>
-        <w:keepLines w:val="0"/>
-        <w:pageBreakBefore w:val="0"/>
-        <w:widowControl w:val="1"/>
-        <w:pBdr>
-          <w:top w:space="0" w:sz="0" w:val="nil"/>
-          <w:left w:space="0" w:sz="0" w:val="nil"/>
-          <w:bottom w:space="0" w:sz="0" w:val="nil"/>
-          <w:right w:space="0" w:sz="0" w:val="nil"/>
-          <w:between w:space="0" w:sz="0" w:val="nil"/>
-        </w:pBdr>
-        <w:shd w:fill="auto" w:val="clear"/>
-        <w:tabs>
-          <w:tab w:val="left" w:leader="none" w:pos="567"/>
-          <w:tab w:val="left" w:leader="none" w:pos="1134"/>
-          <w:tab w:val="right" w:leader="none" w:pos="9860"/>
-        </w:tabs>
-        <w:spacing w:after="240" w:before="60" w:line="240" w:lineRule="auto"/>
-        <w:ind w:left="0" w:right="0" w:firstLine="0"/>
-        <w:jc w:val="left"/>
-        <w:rPr>
-          <w:rFonts w:ascii="Arial" w:cs="Arial" w:eastAsia="Arial" w:hAnsi="Arial"/>
-          <w:b w:val="0"/>
-          <w:i w:val="1"/>
-          <w:smallCaps w:val="0"/>
-          <w:strike w:val="0"/>
-          <w:color w:val="000000"/>
-          <w:sz w:val="22"/>
-          <w:szCs w:val="22"/>
-          <w:u w:val="none"/>
-          <w:shd w:fill="auto" w:val="clear"/>
-          <w:vertAlign w:val="baseline"/>
-        </w:rPr>
-      </w:pPr>
-      <w:r>
-        <w:rPr>
-          <w:rFonts w:ascii="Arial" w:cs="Arial" w:eastAsia="Arial" w:hAnsi="Arial"/>
-          <w:b w:val="0"/>
-          <w:i w:val="1"/>
-          <w:smallCaps w:val="0"/>
-          <w:strike w:val="0"/>
-          <w:color w:val="000000"/>
-          <w:sz w:val="22"/>
-          <w:szCs w:val="22"/>
-          <w:u w:val="none"/>
-          <w:shd w:fill="auto" w:val="clear"/>
-          <w:vertAlign w:val="baseline"/>
-          <w:rtl w:val="0"/>
-        </w:rPr>
-        <w:t xml:space="preserve">* please note that this form already has 282 words (excluding text boxes and footers), which you can deduct from your total amount if you are using your word processor’s word count function.</w:t>
-      </w:r>
-    </w:p>
-    <w:tbl>
-      <w:tblPr>
-        <w:tblStyle w:val="Table3"/>
-        <w:tblW w:w="8890.0" w:type="dxa"/>
-        <w:jc w:val="left"/>
-        <w:tblBorders>
-          <w:top w:color="000000" w:space="0" w:sz="4" w:val="single"/>
-          <w:left w:color="000000" w:space="0" w:sz="4" w:val="single"/>
-          <w:bottom w:color="000000" w:space="0" w:sz="4" w:val="single"/>
-          <w:right w:color="000000" w:space="0" w:sz="4" w:val="single"/>
-          <w:insideH w:color="000000" w:space="0" w:sz="4" w:val="single"/>
-          <w:insideV w:color="000000" w:space="0" w:sz="4" w:val="single"/>
-        </w:tblBorders>
-        <w:tblLayout w:type="fixed"/>
-        <w:tblLook w:val="0400"/>
-      </w:tblPr>
-      <w:tblGrid>
-        <w:gridCol w:w="2777"/>
-        <w:gridCol w:w="6113"/>
-        <w:tblGridChange w:id="0">
-          <w:tblGrid>
-            <w:gridCol w:w="2777"/>
-            <w:gridCol w:w="6113"/>
-          </w:tblGrid>
-        </w:tblGridChange>
-      </w:tblGrid>
-      <w:tr>
-        <w:trPr>
-          <w:cantSplit w:val="0"/>
-          <w:tblHeader w:val="0"/>
-        </w:trPr>
-        <w:tc>
-          <w:tcPr>
-            <w:shd w:fill="e5dfec" w:val="clear"/>
-          </w:tcPr>
-          <w:p>
-            <w:pPr>
-              <w:keepNext w:val="0"/>
-              <w:keepLines w:val="0"/>
-              <w:widowControl w:val="1"/>
-              <w:pBdr>
-                <w:top w:space="0" w:sz="0" w:val="nil"/>
-                <w:left w:space="0" w:sz="0" w:val="nil"/>
-                <w:bottom w:space="0" w:sz="0" w:val="nil"/>
-                <w:right w:space="0" w:sz="0" w:val="nil"/>
-                <w:between w:space="0" w:sz="0" w:val="nil"/>
-              </w:pBdr>
-              <w:shd w:fill="auto" w:val="clear"/>
-              <w:tabs>
-                <w:tab w:val="left" w:leader="none" w:pos="567"/>
-                <w:tab w:val="left" w:leader="none" w:pos="1134"/>
-                <w:tab w:val="right" w:leader="none" w:pos="9860"/>
-              </w:tabs>
-              <w:spacing w:after="40" w:before="40" w:line="240" w:lineRule="auto"/>
-              <w:ind w:left="0" w:right="0" w:firstLine="0"/>
-              <w:jc w:val="left"/>
-              <w:rPr>
-                <w:rFonts w:ascii="Arial" w:cs="Arial" w:eastAsia="Arial" w:hAnsi="Arial"/>
-                <w:b w:val="1"/>
-                <w:i w:val="0"/>
-                <w:smallCaps w:val="0"/>
-                <w:strike w:val="0"/>
-                <w:color w:val="000000"/>
-                <w:sz w:val="22"/>
-                <w:szCs w:val="22"/>
-                <w:u w:val="none"/>
-                <w:shd w:fill="auto" w:val="clear"/>
-                <w:vertAlign w:val="baseline"/>
-              </w:rPr>
-            </w:pPr>
-            <w:r>
-              <w:rPr>
-                <w:rFonts w:ascii="Arial" w:cs="Arial" w:eastAsia="Arial" w:hAnsi="Arial"/>
-                <w:b w:val="1"/>
-                <w:i w:val="0"/>
+                <w:iCs w:val="0"/>
                 <w:smallCaps w:val="0"/>
                 <w:strike w:val="0"/>
                 <w:color w:val="000000"/>
@@ -2043,11 +1737,13 @@
               <w:spacing w:after="40" w:before="40" w:lineRule="auto"/>
               <w:rPr>
                 <w:i w:val="1"/>
+                <w:iCs w:val="1"/>
               </w:rPr>
             </w:pPr>
             <w:r>
               <w:rPr>
                 <w:i w:val="1"/>
+                <w:iCs w:val="1"/>
                 <w:rtl w:val="0"/>
               </w:rPr>
               <w:t xml:space="preserve">Notes</w:t>
@@ -2058,11 +1754,13 @@
               <w:spacing w:after="40" w:before="40" w:lineRule="auto"/>
               <w:rPr>
                 <w:i w:val="1"/>
+                <w:iCs w:val="1"/>
               </w:rPr>
             </w:pPr>
             <w:r>
               <w:rPr>
                 <w:i w:val="1"/>
+                <w:iCs w:val="1"/>
                 <w:rtl w:val="0"/>
               </w:rPr>
               <w:t xml:space="preserve">Scenario</w:t>
@@ -2107,7 +1805,9 @@
         <w:rPr>
           <w:rFonts w:ascii="Arial" w:cs="Arial" w:eastAsia="Arial" w:hAnsi="Arial"/>
           <w:b w:val="1"/>
-          <w:i w:val="0"/>
+          <w:bCs w:val="1"/>
+          <w:i w:val="0"/>
+          <w:iCs w:val="0"/>
           <w:smallCaps w:val="0"/>
           <w:strike w:val="0"/>
           <w:color w:val="000000"/>
@@ -2122,7 +1822,9 @@
         <w:rPr>
           <w:rFonts w:ascii="Arial" w:cs="Arial" w:eastAsia="Arial" w:hAnsi="Arial"/>
           <w:b w:val="1"/>
-          <w:i w:val="0"/>
+          <w:bCs w:val="1"/>
+          <w:i w:val="0"/>
+          <w:iCs w:val="0"/>
           <w:smallCaps w:val="0"/>
           <w:strike w:val="0"/>
           <w:color w:val="000000"/>
@@ -2134,30 +1836,6 @@
           <w:rtl w:val="0"/>
         </w:rPr>
         <w:t xml:space="preserve">End of examination</w:t>
-      </w:r>
-    </w:p>
-    <w:p>
-      <w:pPr>
-        <w:rPr/>
-      </w:pPr>
-      <w:r>
-        <w:rPr>
-          <w:rtl w:val="0"/>
-        </w:rPr>
-        <w:t xml:space="preserve">Now follow the instructions on submitting your answers in the </w:t>
-      </w:r>
-      <w:r>
-        <w:rPr>
-          <w:i w:val="1"/>
-          <w:rtl w:val="0"/>
-        </w:rPr>
-        <w:t xml:space="preserve">NEBOSH Certificate Digital Assessment - Technical Learner Guide, English</w:t>
-      </w:r>
-      <w:r>
-        <w:rPr>
-          <w:rtl w:val="0"/>
-        </w:rPr>
-        <w:t xml:space="preserve">.  All guidance documents can be found on the NEBOSH website: </w:t>
       </w:r>
     </w:p>
     <w:p>
@@ -2185,7 +1863,9 @@
         <w:rPr>
           <w:rFonts w:ascii="Arial" w:cs="Arial" w:eastAsia="Arial" w:hAnsi="Arial"/>
           <w:b w:val="0"/>
-          <w:i w:val="0"/>
+          <w:bCs w:val="0"/>
+          <w:i w:val="0"/>
+          <w:iCs w:val="0"/>
           <w:smallCaps w:val="0"/>
           <w:strike w:val="0"/>
           <w:color w:val="000000"/>
@@ -2196,12 +1876,71 @@
           <w:vertAlign w:val="baseline"/>
         </w:rPr>
       </w:pPr>
+      <w:r>
+        <w:rPr>
+          <w:rFonts w:ascii="Arial" w:cs="Arial" w:eastAsia="Arial" w:hAnsi="Arial"/>
+          <w:b w:val="0"/>
+          <w:bCs w:val="0"/>
+          <w:i w:val="0"/>
+          <w:iCs w:val="0"/>
+          <w:smallCaps w:val="0"/>
+          <w:strike w:val="0"/>
+          <w:color w:val="000000"/>
+          <w:sz w:val="22"/>
+          <w:szCs w:val="22"/>
+          <w:u w:val="none"/>
+          <w:shd w:fill="auto" w:val="clear"/>
+          <w:vertAlign w:val="baseline"/>
+          <w:rtl w:val="0"/>
+        </w:rPr>
+        <w:t xml:space="preserve">Now follow the instructions on submitting your answers in the NEBOSH </w:t>
+      </w:r>
+      <w:r>
+        <w:rPr>
+          <w:rFonts w:ascii="Arial" w:cs="Arial" w:eastAsia="Arial" w:hAnsi="Arial"/>
+          <w:b w:val="0"/>
+          <w:bCs w:val="0"/>
+          <w:i w:val="1"/>
+          <w:iCs w:val="1"/>
+          <w:smallCaps w:val="0"/>
+          <w:strike w:val="0"/>
+          <w:color w:val="000000"/>
+          <w:sz w:val="22"/>
+          <w:szCs w:val="22"/>
+          <w:u w:val="none"/>
+          <w:shd w:fill="auto" w:val="clear"/>
+          <w:vertAlign w:val="baseline"/>
+          <w:rtl w:val="0"/>
+        </w:rPr>
+        <w:t xml:space="preserve">Diploma Digital Assessment: Technical Learner Guide</w:t>
+      </w:r>
+      <w:r>
+        <w:rPr>
+          <w:rFonts w:ascii="Arial" w:cs="Arial" w:eastAsia="Arial" w:hAnsi="Arial"/>
+          <w:b w:val="0"/>
+          <w:bCs w:val="0"/>
+          <w:i w:val="0"/>
+          <w:iCs w:val="0"/>
+          <w:smallCaps w:val="0"/>
+          <w:strike w:val="0"/>
+          <w:color w:val="000000"/>
+          <w:sz w:val="22"/>
+          <w:szCs w:val="22"/>
+          <w:u w:val="none"/>
+          <w:shd w:fill="auto" w:val="clear"/>
+          <w:vertAlign w:val="baseline"/>
+          <w:rtl w:val="0"/>
+        </w:rPr>
+        <w:t xml:space="preserve">.  All Diploma Digital Assessment guidance documents can be found on the NEBOSH website: </w:t>
+      </w:r>
       <w:hyperlink r:id="rId9">
         <w:r>
           <w:rPr>
             <w:rFonts w:ascii="Arial" w:cs="Arial" w:eastAsia="Arial" w:hAnsi="Arial"/>
             <w:b w:val="0"/>
+            <w:bCs w:val="0"/>
             <w:i w:val="0"/>
+            <w:iCs w:val="0"/>
             <w:smallCaps w:val="0"/>
             <w:strike w:val="0"/>
             <w:color w:val="0000ff"/>
@@ -2212,41 +1951,16 @@
             <w:vertAlign w:val="baseline"/>
             <w:rtl w:val="0"/>
           </w:rPr>
-          <w:t xml:space="preserve">https://www.nebosh.org.uk/digital-assessments/certificate/resources-to-help-you-prepare/</w:t>
+          <w:t xml:space="preserve">https://www.nebosh.org.uk/digital-assessments/diploma-assessments/resources-to-help-you-prepare/</w:t>
         </w:r>
       </w:hyperlink>
       <w:r>
         <w:rPr>
-          <w:rtl w:val="0"/>
-        </w:rPr>
-      </w:r>
-    </w:p>
-    <w:p>
-      <w:pPr>
-        <w:keepNext w:val="0"/>
-        <w:keepLines w:val="0"/>
-        <w:pageBreakBefore w:val="0"/>
-        <w:widowControl w:val="1"/>
-        <w:pBdr>
-          <w:top w:space="0" w:sz="0" w:val="nil"/>
-          <w:left w:space="0" w:sz="0" w:val="nil"/>
-          <w:bottom w:space="0" w:sz="0" w:val="nil"/>
-          <w:right w:space="0" w:sz="0" w:val="nil"/>
-          <w:between w:space="0" w:sz="0" w:val="nil"/>
-        </w:pBdr>
-        <w:shd w:fill="auto" w:val="clear"/>
-        <w:tabs>
-          <w:tab w:val="left" w:leader="none" w:pos="567"/>
-          <w:tab w:val="left" w:leader="none" w:pos="1134"/>
-          <w:tab w:val="right" w:leader="none" w:pos="9860"/>
-        </w:tabs>
-        <w:spacing w:after="0" w:before="0" w:line="240" w:lineRule="auto"/>
-        <w:ind w:left="0" w:right="0" w:firstLine="0"/>
-        <w:jc w:val="left"/>
-        <w:rPr>
           <w:rFonts w:ascii="Arial" w:cs="Arial" w:eastAsia="Arial" w:hAnsi="Arial"/>
           <w:b w:val="0"/>
-          <w:i w:val="0"/>
+          <w:bCs w:val="0"/>
+          <w:i w:val="0"/>
+          <w:iCs w:val="0"/>
           <w:smallCaps w:val="0"/>
           <w:strike w:val="0"/>
           <w:color w:val="000000"/>
@@ -2255,12 +1969,9 @@
           <w:u w:val="none"/>
           <w:shd w:fill="auto" w:val="clear"/>
           <w:vertAlign w:val="baseline"/>
-        </w:rPr>
-      </w:pPr>
-      <w:r>
-        <w:rPr>
-          <w:rtl w:val="0"/>
-        </w:rPr>
+          <w:rtl w:val="0"/>
+        </w:rPr>
+        <w:t xml:space="preserve">.</w:t>
       </w:r>
     </w:p>
     <w:sectPr>
@@ -2268,7 +1979,7 @@
       <w:footerReference r:id="rId11" w:type="first"/>
       <w:footerReference r:id="rId12" w:type="even"/>
       <w:pgSz w:h="16838" w:w="11906" w:orient="portrait"/>
-      <w:pgMar w:bottom="851" w:top="1077" w:left="1985" w:right="1021" w:header="709" w:footer="567"/>
+      <w:pgMar w:bottom="1134" w:top="1134" w:left="1134" w:right="1247" w:header="709" w:footer="561"/>
       <w:pgNumType w:start="1"/>
     </w:sectPr>
   </w:body>
@@ -2281,6 +1992,7 @@
     <w:pPr>
       <w:keepNext w:val="0"/>
       <w:keepLines w:val="0"/>
+      <w:pageBreakBefore w:val="0"/>
       <w:widowControl w:val="1"/>
       <w:pBdr>
         <w:top w:space="0" w:sz="0" w:val="nil"/>
@@ -2300,7 +2012,9 @@
       <w:rPr>
         <w:rFonts w:ascii="Arial" w:cs="Arial" w:eastAsia="Arial" w:hAnsi="Arial"/>
         <w:b w:val="0"/>
+        <w:bCs w:val="0"/>
         <w:i w:val="0"/>
+        <w:iCs w:val="0"/>
         <w:smallCaps w:val="0"/>
         <w:strike w:val="0"/>
         <w:color w:val="000000"/>
@@ -2319,41 +2033,114 @@
   </w:p>
   <w:p>
     <w:pPr>
+      <w:keepNext w:val="0"/>
+      <w:keepLines w:val="0"/>
+      <w:pageBreakBefore w:val="0"/>
+      <w:widowControl w:val="1"/>
+      <w:pBdr>
+        <w:top w:space="0" w:sz="0" w:val="nil"/>
+        <w:left w:space="0" w:sz="0" w:val="nil"/>
+        <w:bottom w:space="0" w:sz="0" w:val="nil"/>
+        <w:right w:space="0" w:sz="0" w:val="nil"/>
+        <w:between w:space="0" w:sz="0" w:val="nil"/>
+      </w:pBdr>
+      <w:shd w:fill="auto" w:val="clear"/>
       <w:tabs>
-        <w:tab w:val="right" w:leader="none" w:pos="9860"/>
+        <w:tab w:val="center" w:leader="none" w:pos="4513"/>
+        <w:tab w:val="right" w:leader="none" w:pos="9026"/>
       </w:tabs>
-      <w:rPr>
-        <w:b w:val="1"/>
+      <w:spacing w:after="0" w:before="0" w:line="240" w:lineRule="auto"/>
+      <w:ind w:left="0" w:right="0" w:firstLine="0"/>
+      <w:jc w:val="left"/>
+      <w:rPr>
+        <w:rFonts w:ascii="Arial" w:cs="Arial" w:eastAsia="Arial" w:hAnsi="Arial"/>
+        <w:b w:val="0"/>
+        <w:bCs w:val="0"/>
+        <w:i w:val="0"/>
+        <w:iCs w:val="0"/>
+        <w:smallCaps w:val="0"/>
+        <w:strike w:val="0"/>
+        <w:color w:val="000000"/>
+        <w:sz w:val="22"/>
+        <w:szCs w:val="22"/>
+        <w:u w:val="none"/>
+        <w:shd w:fill="auto" w:val="clear"/>
+        <w:vertAlign w:val="baseline"/>
       </w:rPr>
     </w:pPr>
     <w:r>
       <w:rPr>
+        <w:rFonts w:ascii="Arial" w:cs="Arial" w:eastAsia="Arial" w:hAnsi="Arial"/>
+        <w:b w:val="0"/>
+        <w:bCs w:val="0"/>
+        <w:i w:val="0"/>
+        <w:iCs w:val="0"/>
+        <w:smallCaps w:val="0"/>
+        <w:strike w:val="0"/>
+        <w:color w:val="000000"/>
         <w:sz w:val="16"/>
         <w:szCs w:val="16"/>
+        <w:u w:val="none"/>
+        <w:shd w:fill="auto" w:val="clear"/>
+        <w:vertAlign w:val="baseline"/>
         <w:rtl w:val="0"/>
       </w:rPr>
-      <w:t xml:space="preserve">Answer sheet IG1-0054-ENG-OBE-V1 Nov25  © NEBOSH 2025</w:t>
+      <w:t xml:space="preserve">NG1-0001-ENG-OBE-QP-V1  © NEBOSH 2020</w:t>
     </w:r>
     <w:r>
       <w:rPr>
+        <w:rFonts w:ascii="Arial" w:cs="Arial" w:eastAsia="Arial" w:hAnsi="Arial"/>
+        <w:b w:val="0"/>
+        <w:bCs w:val="0"/>
+        <w:i w:val="0"/>
+        <w:iCs w:val="0"/>
+        <w:smallCaps w:val="0"/>
+        <w:strike w:val="0"/>
+        <w:color w:val="000000"/>
+        <w:sz w:val="22"/>
+        <w:szCs w:val="22"/>
+        <w:u w:val="none"/>
+        <w:shd w:fill="auto" w:val="clear"/>
+        <w:vertAlign w:val="baseline"/>
         <w:rtl w:val="0"/>
       </w:rPr>
+      <w:t xml:space="preserve"> </w:t>
       <w:tab/>
     </w:r>
     <w:r>
       <w:rPr>
-        <w:b w:val="1"/>
+        <w:rFonts w:ascii="Arial" w:cs="Arial" w:eastAsia="Arial" w:hAnsi="Arial"/>
+        <w:b w:val="0"/>
+        <w:bCs w:val="0"/>
+        <w:i w:val="0"/>
+        <w:iCs w:val="0"/>
+        <w:smallCaps w:val="0"/>
+        <w:strike w:val="0"/>
+        <w:color w:val="000000"/>
         <w:sz w:val="18"/>
         <w:szCs w:val="18"/>
+        <w:u w:val="none"/>
+        <w:shd w:fill="auto" w:val="clear"/>
+        <w:vertAlign w:val="baseline"/>
         <w:rtl w:val="0"/>
       </w:rPr>
-      <w:t xml:space="preserve">page </w:t>
+      <w:t xml:space="preserve">Page </w:t>
     </w:r>
     <w:r>
       <w:rPr>
+        <w:rFonts w:ascii="Arial" w:cs="Arial" w:eastAsia="Arial" w:hAnsi="Arial"/>
         <w:b w:val="1"/>
+        <w:bCs w:val="1"/>
+        <w:i w:val="0"/>
+        <w:iCs w:val="0"/>
+        <w:smallCaps w:val="0"/>
+        <w:strike w:val="0"/>
+        <w:color w:val="000000"/>
         <w:sz w:val="18"/>
         <w:szCs w:val="18"/>
+        <w:u w:val="none"/>
+        <w:shd w:fill="auto" w:val="clear"/>
+        <w:vertAlign w:val="baseline"/>
       </w:rPr>
       <w:fldChar w:fldCharType="begin"/>
       <w:instrText xml:space="preserve">PAGE</w:instrText>
@@ -2362,24 +2149,64 @@
     </w:r>
     <w:r>
       <w:rPr>
-        <w:b w:val="1"/>
+        <w:rFonts w:ascii="Arial" w:cs="Arial" w:eastAsia="Arial" w:hAnsi="Arial"/>
+        <w:b w:val="0"/>
+        <w:bCs w:val="0"/>
+        <w:i w:val="0"/>
+        <w:iCs w:val="0"/>
+        <w:smallCaps w:val="0"/>
+        <w:strike w:val="0"/>
+        <w:color w:val="000000"/>
         <w:sz w:val="18"/>
         <w:szCs w:val="18"/>
+        <w:u w:val="none"/>
+        <w:shd w:fill="auto" w:val="clear"/>
+        <w:vertAlign w:val="baseline"/>
         <w:rtl w:val="0"/>
       </w:rPr>
       <w:t xml:space="preserve"> of </w:t>
     </w:r>
     <w:r>
       <w:rPr>
+        <w:rFonts w:ascii="Arial" w:cs="Arial" w:eastAsia="Arial" w:hAnsi="Arial"/>
         <w:b w:val="1"/>
+        <w:bCs w:val="1"/>
+        <w:i w:val="0"/>
+        <w:iCs w:val="0"/>
+        <w:smallCaps w:val="0"/>
+        <w:strike w:val="0"/>
+        <w:color w:val="000000"/>
         <w:sz w:val="18"/>
         <w:szCs w:val="18"/>
+        <w:u w:val="none"/>
+        <w:shd w:fill="auto" w:val="clear"/>
+        <w:vertAlign w:val="baseline"/>
       </w:rPr>
       <w:fldChar w:fldCharType="begin"/>
       <w:instrText xml:space="preserve">NUMPAGES</w:instrText>
       <w:fldChar w:fldCharType="separate"/>
       <w:fldChar w:fldCharType="end"/>
     </w:r>
+    <w:r>
+      <w:rPr>
+        <w:rtl w:val="0"/>
+      </w:rPr>
+    </w:r>
+  </w:p>
+  <w:p>
+    <w:pPr>
+      <w:rPr/>
+    </w:pPr>
+    <w:r>
+      <w:rPr>
+        <w:rtl w:val="0"/>
+      </w:rPr>
+    </w:r>
+  </w:p>
+  <w:p>
+    <w:pPr>
+      <w:rPr/>
+    </w:pPr>
     <w:r>
       <w:rPr>
         <w:rtl w:val="0"/>
@@ -2395,6 +2222,7 @@
     <w:pPr>
       <w:keepNext w:val="0"/>
       <w:keepLines w:val="0"/>
+      <w:pageBreakBefore w:val="0"/>
       <w:widowControl w:val="1"/>
       <w:pBdr>
         <w:top w:space="0" w:sz="0" w:val="nil"/>
@@ -2414,7 +2242,9 @@
       <w:rPr>
         <w:rFonts w:ascii="Arial" w:cs="Arial" w:eastAsia="Arial" w:hAnsi="Arial"/>
         <w:b w:val="0"/>
+        <w:bCs w:val="0"/>
         <w:i w:val="0"/>
+        <w:iCs w:val="0"/>
         <w:smallCaps w:val="0"/>
         <w:strike w:val="0"/>
         <w:color w:val="000000"/>
@@ -2434,10 +2264,12 @@
   <w:p>
     <w:pPr>
       <w:tabs>
-        <w:tab w:val="center" w:leader="none" w:pos="4905"/>
-        <w:tab w:val="right" w:leader="none" w:pos="9860"/>
+        <w:tab w:val="right" w:leader="none" w:pos="14908"/>
       </w:tabs>
-      <w:rPr/>
+      <w:rPr>
+        <w:b w:val="1"/>
+        <w:bCs w:val="1"/>
+      </w:rPr>
     </w:pPr>
     <w:r>
       <w:rPr>
@@ -2445,27 +2277,28 @@
         <w:szCs w:val="16"/>
         <w:rtl w:val="0"/>
       </w:rPr>
-      <w:t xml:space="preserve">NG1-0001-ENG-OBE-QP-V1  © NEBOSH 2020</w:t>
+      <w:t xml:space="preserve">Answer sheet DI2-0009-ENG-V1 Nov25  © NEBOSH 2025</w:t>
     </w:r>
     <w:r>
       <w:rPr>
         <w:rtl w:val="0"/>
       </w:rPr>
-      <w:t xml:space="preserve"> </w:t>
-      <w:tab/>
       <w:tab/>
     </w:r>
     <w:r>
       <w:rPr>
+        <w:b w:val="1"/>
+        <w:bCs w:val="1"/>
         <w:sz w:val="18"/>
         <w:szCs w:val="18"/>
         <w:rtl w:val="0"/>
       </w:rPr>
-      <w:t xml:space="preserve">Page </w:t>
+      <w:t xml:space="preserve">page </w:t>
     </w:r>
     <w:r>
       <w:rPr>
         <w:b w:val="1"/>
+        <w:bCs w:val="1"/>
         <w:sz w:val="18"/>
         <w:szCs w:val="18"/>
       </w:rPr>
@@ -2476,6 +2309,8 @@
     </w:r>
     <w:r>
       <w:rPr>
+        <w:b w:val="1"/>
+        <w:bCs w:val="1"/>
         <w:sz w:val="18"/>
         <w:szCs w:val="18"/>
         <w:rtl w:val="0"/>
@@ -2485,6 +2320,7 @@
     <w:r>
       <w:rPr>
         <w:b w:val="1"/>
+        <w:bCs w:val="1"/>
         <w:sz w:val="18"/>
         <w:szCs w:val="18"/>
       </w:rPr>
@@ -2508,6 +2344,7 @@
     <w:pPr>
       <w:keepNext w:val="0"/>
       <w:keepLines w:val="0"/>
+      <w:pageBreakBefore w:val="0"/>
       <w:widowControl w:val="1"/>
       <w:pBdr>
         <w:top w:space="0" w:sz="0" w:val="nil"/>
@@ -2527,7 +2364,9 @@
       <w:rPr>
         <w:rFonts w:ascii="Arial" w:cs="Arial" w:eastAsia="Arial" w:hAnsi="Arial"/>
         <w:b w:val="0"/>
+        <w:bCs w:val="0"/>
         <w:i w:val="0"/>
+        <w:iCs w:val="0"/>
         <w:smallCaps w:val="0"/>
         <w:strike w:val="0"/>
         <w:color w:val="000000"/>
@@ -2546,103 +2385,42 @@
   </w:p>
   <w:p>
     <w:pPr>
-      <w:keepNext w:val="0"/>
-      <w:keepLines w:val="0"/>
-      <w:widowControl w:val="1"/>
-      <w:pBdr>
-        <w:top w:space="0" w:sz="0" w:val="nil"/>
-        <w:left w:space="0" w:sz="0" w:val="nil"/>
-        <w:bottom w:space="0" w:sz="0" w:val="nil"/>
-        <w:right w:space="0" w:sz="0" w:val="nil"/>
-        <w:between w:space="0" w:sz="0" w:val="nil"/>
-      </w:pBdr>
-      <w:shd w:fill="auto" w:val="clear"/>
       <w:tabs>
-        <w:tab w:val="center" w:leader="none" w:pos="4513"/>
-        <w:tab w:val="right" w:leader="none" w:pos="9026"/>
+        <w:tab w:val="center" w:leader="none" w:pos="4905"/>
+        <w:tab w:val="right" w:leader="none" w:pos="9860"/>
       </w:tabs>
-      <w:spacing w:after="0" w:before="0" w:line="240" w:lineRule="auto"/>
-      <w:ind w:left="0" w:right="0" w:firstLine="0"/>
-      <w:jc w:val="left"/>
-      <w:rPr>
-        <w:rFonts w:ascii="Arial" w:cs="Arial" w:eastAsia="Arial" w:hAnsi="Arial"/>
-        <w:b w:val="0"/>
-        <w:i w:val="0"/>
-        <w:smallCaps w:val="0"/>
-        <w:strike w:val="0"/>
-        <w:color w:val="000000"/>
-        <w:sz w:val="22"/>
-        <w:szCs w:val="22"/>
-        <w:u w:val="none"/>
-        <w:shd w:fill="auto" w:val="clear"/>
-        <w:vertAlign w:val="baseline"/>
-      </w:rPr>
+      <w:rPr/>
     </w:pPr>
     <w:r>
       <w:rPr>
-        <w:rFonts w:ascii="Arial" w:cs="Arial" w:eastAsia="Arial" w:hAnsi="Arial"/>
-        <w:b w:val="0"/>
-        <w:i w:val="0"/>
-        <w:smallCaps w:val="0"/>
-        <w:strike w:val="0"/>
-        <w:color w:val="000000"/>
         <w:sz w:val="16"/>
         <w:szCs w:val="16"/>
-        <w:u w:val="none"/>
-        <w:shd w:fill="auto" w:val="clear"/>
-        <w:vertAlign w:val="baseline"/>
         <w:rtl w:val="0"/>
       </w:rPr>
       <w:t xml:space="preserve">NG1-0001-ENG-OBE-QP-V1  © NEBOSH 2020</w:t>
     </w:r>
     <w:r>
       <w:rPr>
-        <w:rFonts w:ascii="Arial" w:cs="Arial" w:eastAsia="Arial" w:hAnsi="Arial"/>
-        <w:b w:val="0"/>
-        <w:i w:val="0"/>
-        <w:smallCaps w:val="0"/>
-        <w:strike w:val="0"/>
-        <w:color w:val="000000"/>
-        <w:sz w:val="22"/>
-        <w:szCs w:val="22"/>
-        <w:u w:val="none"/>
-        <w:shd w:fill="auto" w:val="clear"/>
-        <w:vertAlign w:val="baseline"/>
         <w:rtl w:val="0"/>
       </w:rPr>
       <w:t xml:space="preserve"> </w:t>
+      <w:tab/>
       <w:tab/>
     </w:r>
     <w:r>
       <w:rPr>
-        <w:rFonts w:ascii="Arial" w:cs="Arial" w:eastAsia="Arial" w:hAnsi="Arial"/>
-        <w:b w:val="0"/>
-        <w:i w:val="0"/>
-        <w:smallCaps w:val="0"/>
-        <w:strike w:val="0"/>
-        <w:color w:val="000000"/>
         <w:sz w:val="18"/>
         <w:szCs w:val="18"/>
-        <w:u w:val="none"/>
-        <w:shd w:fill="auto" w:val="clear"/>
-        <w:vertAlign w:val="baseline"/>
         <w:rtl w:val="0"/>
       </w:rPr>
       <w:t xml:space="preserve">Page </w:t>
     </w:r>
     <w:r>
       <w:rPr>
-        <w:rFonts w:ascii="Arial" w:cs="Arial" w:eastAsia="Arial" w:hAnsi="Arial"/>
         <w:b w:val="1"/>
-        <w:i w:val="0"/>
-        <w:smallCaps w:val="0"/>
-        <w:strike w:val="0"/>
-        <w:color w:val="000000"/>
+        <w:bCs w:val="1"/>
         <w:sz w:val="18"/>
         <w:szCs w:val="18"/>
-        <w:u w:val="none"/>
-        <w:shd w:fill="auto" w:val="clear"/>
-        <w:vertAlign w:val="baseline"/>
       </w:rPr>
       <w:fldChar w:fldCharType="begin"/>
       <w:instrText xml:space="preserve">PAGE</w:instrText>
@@ -2651,34 +2429,18 @@
     </w:r>
     <w:r>
       <w:rPr>
-        <w:rFonts w:ascii="Arial" w:cs="Arial" w:eastAsia="Arial" w:hAnsi="Arial"/>
-        <w:b w:val="0"/>
-        <w:i w:val="0"/>
-        <w:smallCaps w:val="0"/>
-        <w:strike w:val="0"/>
-        <w:color w:val="000000"/>
         <w:sz w:val="18"/>
         <w:szCs w:val="18"/>
-        <w:u w:val="none"/>
-        <w:shd w:fill="auto" w:val="clear"/>
-        <w:vertAlign w:val="baseline"/>
         <w:rtl w:val="0"/>
       </w:rPr>
       <w:t xml:space="preserve"> of </w:t>
     </w:r>
     <w:r>
       <w:rPr>
-        <w:rFonts w:ascii="Arial" w:cs="Arial" w:eastAsia="Arial" w:hAnsi="Arial"/>
         <w:b w:val="1"/>
-        <w:i w:val="0"/>
-        <w:smallCaps w:val="0"/>
-        <w:strike w:val="0"/>
-        <w:color w:val="000000"/>
+        <w:bCs w:val="1"/>
         <w:sz w:val="18"/>
         <w:szCs w:val="18"/>
-        <w:u w:val="none"/>
-        <w:shd w:fill="auto" w:val="clear"/>
-        <w:vertAlign w:val="baseline"/>
       </w:rPr>
       <w:fldChar w:fldCharType="begin"/>
       <w:instrText xml:space="preserve">NUMPAGES</w:instrText>
@@ -2691,125 +2453,31 @@
       </w:rPr>
     </w:r>
   </w:p>
+  <w:p>
+    <w:pPr>
+      <w:rPr/>
+    </w:pPr>
+    <w:r>
+      <w:rPr>
+        <w:rtl w:val="0"/>
+      </w:rPr>
+    </w:r>
+  </w:p>
+  <w:p>
+    <w:pPr>
+      <w:rPr/>
+    </w:pPr>
+    <w:r>
+      <w:rPr>
+        <w:rtl w:val="0"/>
+      </w:rPr>
+    </w:r>
+  </w:p>
 </w:ftr>
 </file>
 
 <file path=word/numbering.xml><?xml version="1.0" encoding="utf-8"?>
-<w:numbering xmlns:mc="http://schemas.openxmlformats.org/markup-compatibility/2006" xmlns:o="urn:schemas-microsoft-com:office:office" xmlns:r="http://schemas.openxmlformats.org/officeDocument/2006/relationships" xmlns:m="http://schemas.openxmlformats.org/officeDocument/2006/math" xmlns:v="urn:schemas-microsoft-com:vml" xmlns:wp="http://schemas.openxmlformats.org/drawingml/2006/wordprocessingDrawing" xmlns:w10="urn:schemas-microsoft-com:office:word" xmlns:w="http://schemas.openxmlformats.org/wordprocessingml/2006/main" xmlns:wne="http://schemas.microsoft.com/office/word/2006/wordml" xmlns:sl="http://schemas.openxmlformats.org/schemaLibrary/2006/main" xmlns:a="http://schemas.openxmlformats.org/drawingml/2006/main" xmlns:pic="http://schemas.openxmlformats.org/drawingml/2006/picture" xmlns:c="http://schemas.openxmlformats.org/drawingml/2006/chart" xmlns:lc="http://schemas.openxmlformats.org/drawingml/2006/lockedCanvas" xmlns:dgm="http://schemas.openxmlformats.org/drawingml/2006/diagram" xmlns:wps="http://schemas.microsoft.com/office/word/2010/wordprocessingShape" xmlns:wpg="http://schemas.microsoft.com/office/word/2010/wordprocessingGroup" xmlns:w14="http://schemas.microsoft.com/office/word/2010/wordml" xmlns:w15="http://schemas.microsoft.com/office/word/2012/wordml" xmlns:w16="http://schemas.microsoft.com/office/word/2018/wordml" xmlns:w16cex="http://schemas.microsoft.com/office/word/2018/wordml/cex" xmlns:w16cid="http://schemas.microsoft.com/office/word/2016/wordml/cid" xmlns="http://schemas.microsoft.com/office/tasks/2019/documenttasks" xmlns:cr="http://schemas.microsoft.com/office/comments/2020/reactions">
-  <w:abstractNum w:abstractNumId="1">
-    <w:lvl w:ilvl="0">
-      <w:start w:val="1"/>
-      <w:numFmt w:val="bullet"/>
-      <w:lvlText w:val="●"/>
-      <w:lvlJc w:val="left"/>
-      <w:pPr>
-        <w:ind w:left="720" w:hanging="360"/>
-      </w:pPr>
-      <w:rPr>
-        <w:rFonts w:ascii="Noto Sans Symbols" w:cs="Noto Sans Symbols" w:eastAsia="Noto Sans Symbols" w:hAnsi="Noto Sans Symbols"/>
-      </w:rPr>
-    </w:lvl>
-    <w:lvl w:ilvl="1">
-      <w:start w:val="1"/>
-      <w:numFmt w:val="bullet"/>
-      <w:lvlText w:val="o"/>
-      <w:lvlJc w:val="left"/>
-      <w:pPr>
-        <w:ind w:left="1440" w:hanging="360"/>
-      </w:pPr>
-      <w:rPr>
-        <w:rFonts w:ascii="Courier New" w:cs="Courier New" w:eastAsia="Courier New" w:hAnsi="Courier New"/>
-      </w:rPr>
-    </w:lvl>
-    <w:lvl w:ilvl="2">
-      <w:start w:val="1"/>
-      <w:numFmt w:val="bullet"/>
-      <w:lvlText w:val="▪"/>
-      <w:lvlJc w:val="left"/>
-      <w:pPr>
-        <w:ind w:left="2160" w:hanging="360"/>
-      </w:pPr>
-      <w:rPr>
-        <w:rFonts w:ascii="Noto Sans Symbols" w:cs="Noto Sans Symbols" w:eastAsia="Noto Sans Symbols" w:hAnsi="Noto Sans Symbols"/>
-      </w:rPr>
-    </w:lvl>
-    <w:lvl w:ilvl="3">
-      <w:start w:val="1"/>
-      <w:numFmt w:val="bullet"/>
-      <w:lvlText w:val="●"/>
-      <w:lvlJc w:val="left"/>
-      <w:pPr>
-        <w:ind w:left="2880" w:hanging="360"/>
-      </w:pPr>
-      <w:rPr>
-        <w:rFonts w:ascii="Noto Sans Symbols" w:cs="Noto Sans Symbols" w:eastAsia="Noto Sans Symbols" w:hAnsi="Noto Sans Symbols"/>
-      </w:rPr>
-    </w:lvl>
-    <w:lvl w:ilvl="4">
-      <w:start w:val="1"/>
-      <w:numFmt w:val="bullet"/>
-      <w:lvlText w:val="o"/>
-      <w:lvlJc w:val="left"/>
-      <w:pPr>
-        <w:ind w:left="3600" w:hanging="360"/>
-      </w:pPr>
-      <w:rPr>
-        <w:rFonts w:ascii="Courier New" w:cs="Courier New" w:eastAsia="Courier New" w:hAnsi="Courier New"/>
-      </w:rPr>
-    </w:lvl>
-    <w:lvl w:ilvl="5">
-      <w:start w:val="1"/>
-      <w:numFmt w:val="bullet"/>
-      <w:lvlText w:val="▪"/>
-      <w:lvlJc w:val="left"/>
-      <w:pPr>
-        <w:ind w:left="4320" w:hanging="360"/>
-      </w:pPr>
-      <w:rPr>
-        <w:rFonts w:ascii="Noto Sans Symbols" w:cs="Noto Sans Symbols" w:eastAsia="Noto Sans Symbols" w:hAnsi="Noto Sans Symbols"/>
-      </w:rPr>
-    </w:lvl>
-    <w:lvl w:ilvl="6">
-      <w:start w:val="1"/>
-      <w:numFmt w:val="bullet"/>
-      <w:lvlText w:val="●"/>
-      <w:lvlJc w:val="left"/>
-      <w:pPr>
-        <w:ind w:left="5040" w:hanging="360"/>
-      </w:pPr>
-      <w:rPr>
-        <w:rFonts w:ascii="Noto Sans Symbols" w:cs="Noto Sans Symbols" w:eastAsia="Noto Sans Symbols" w:hAnsi="Noto Sans Symbols"/>
-      </w:rPr>
-    </w:lvl>
-    <w:lvl w:ilvl="7">
-      <w:start w:val="1"/>
-      <w:numFmt w:val="bullet"/>
-      <w:lvlText w:val="o"/>
-      <w:lvlJc w:val="left"/>
-      <w:pPr>
-        <w:ind w:left="5760" w:hanging="360"/>
-      </w:pPr>
-      <w:rPr>
-        <w:rFonts w:ascii="Courier New" w:cs="Courier New" w:eastAsia="Courier New" w:hAnsi="Courier New"/>
-      </w:rPr>
-    </w:lvl>
-    <w:lvl w:ilvl="8">
-      <w:start w:val="1"/>
-      <w:numFmt w:val="bullet"/>
-      <w:lvlText w:val="▪"/>
-      <w:lvlJc w:val="left"/>
-      <w:pPr>
-        <w:ind w:left="6480" w:hanging="360"/>
-      </w:pPr>
-      <w:rPr>
-        <w:rFonts w:ascii="Noto Sans Symbols" w:cs="Noto Sans Symbols" w:eastAsia="Noto Sans Symbols" w:hAnsi="Noto Sans Symbols"/>
-      </w:rPr>
-    </w:lvl>
-  </w:abstractNum>
-  <w:num w:numId="1">
-    <w:abstractNumId w:val="1"/>
-  </w:num>
-</w:numbering>
+<w:numbering xmlns:mc="http://schemas.openxmlformats.org/markup-compatibility/2006" xmlns:o="urn:schemas-microsoft-com:office:office" xmlns:r="http://schemas.openxmlformats.org/officeDocument/2006/relationships" xmlns:m="http://schemas.openxmlformats.org/officeDocument/2006/math" xmlns:v="urn:schemas-microsoft-com:vml" xmlns:wp="http://schemas.openxmlformats.org/drawingml/2006/wordprocessingDrawing" xmlns:w10="urn:schemas-microsoft-com:office:word" xmlns:w="http://schemas.openxmlformats.org/wordprocessingml/2006/main" xmlns:wne="http://schemas.microsoft.com/office/word/2006/wordml" xmlns:sl="http://schemas.openxmlformats.org/schemaLibrary/2006/main" xmlns:a="http://schemas.openxmlformats.org/drawingml/2006/main" xmlns:pic="http://schemas.openxmlformats.org/drawingml/2006/picture" xmlns:c="http://schemas.openxmlformats.org/drawingml/2006/chart" xmlns:lc="http://schemas.openxmlformats.org/drawingml/2006/lockedCanvas" xmlns:dgm="http://schemas.openxmlformats.org/drawingml/2006/diagram" xmlns:wps="http://schemas.microsoft.com/office/word/2010/wordprocessingShape" xmlns:wpg="http://schemas.microsoft.com/office/word/2010/wordprocessingGroup" xmlns:w14="http://schemas.microsoft.com/office/word/2010/wordml" xmlns:w15="http://schemas.microsoft.com/office/word/2012/wordml" xmlns:w16="http://schemas.microsoft.com/office/word/2018/wordml" xmlns:w16cex="http://schemas.microsoft.com/office/word/2018/wordml/cex" xmlns:w16cid="http://schemas.microsoft.com/office/word/2016/wordml/cid" xmlns="http://schemas.microsoft.com/office/tasks/2019/documenttasks" xmlns:cr="http://schemas.microsoft.com/office/comments/2020/reactions"/>
 </file>
 
 <file path=word/styles.xml><?xml version="1.0" encoding="utf-8"?>
@@ -2869,6 +2537,7 @@
     </w:pPr>
     <w:rPr>
       <w:b w:val="1"/>
+      <w:bCs w:val="1"/>
       <w:sz w:val="36"/>
       <w:szCs w:val="36"/>
     </w:rPr>
@@ -2885,6 +2554,7 @@
     </w:pPr>
     <w:rPr>
       <w:b w:val="1"/>
+      <w:bCs w:val="1"/>
       <w:sz w:val="28"/>
       <w:szCs w:val="28"/>
     </w:rPr>
@@ -2901,6 +2571,7 @@
     </w:pPr>
     <w:rPr>
       <w:b w:val="1"/>
+      <w:bCs w:val="1"/>
       <w:sz w:val="24"/>
       <w:szCs w:val="24"/>
     </w:rPr>
@@ -2917,6 +2588,7 @@
     </w:pPr>
     <w:rPr>
       <w:b w:val="1"/>
+      <w:bCs w:val="1"/>
       <w:sz w:val="22"/>
       <w:szCs w:val="22"/>
     </w:rPr>
@@ -2933,6 +2605,7 @@
     </w:pPr>
     <w:rPr>
       <w:b w:val="1"/>
+      <w:bCs w:val="1"/>
       <w:sz w:val="20"/>
       <w:szCs w:val="20"/>
     </w:rPr>
@@ -2949,6 +2622,7 @@
     </w:pPr>
     <w:rPr>
       <w:b w:val="1"/>
+      <w:bCs w:val="1"/>
       <w:sz w:val="72"/>
       <w:szCs w:val="72"/>
     </w:rPr>
@@ -2966,6 +2640,7 @@
     <w:rPr>
       <w:rFonts w:ascii="Georgia" w:cs="Georgia" w:eastAsia="Georgia" w:hAnsi="Georgia"/>
       <w:i w:val="1"/>
+      <w:iCs w:val="1"/>
       <w:color w:val="666666"/>
       <w:sz w:val="48"/>
       <w:szCs w:val="48"/>
@@ -2988,22 +2663,6 @@
     </w:tblPr>
   </w:style>
   <w:style w:type="table" w:styleId="Table2">
-    <w:basedOn w:val="TableNormal"/>
-    <w:pPr>
-      <w:spacing w:after="0" w:line="240" w:lineRule="auto"/>
-    </w:pPr>
-    <w:tblPr>
-      <w:tblStyleRowBandSize w:val="1"/>
-      <w:tblStyleColBandSize w:val="1"/>
-      <w:tblCellMar>
-        <w:top w:w="0.0" w:type="dxa"/>
-        <w:left w:w="108.0" w:type="dxa"/>
-        <w:bottom w:w="0.0" w:type="dxa"/>
-        <w:right w:w="108.0" w:type="dxa"/>
-      </w:tblCellMar>
-    </w:tblPr>
-  </w:style>
-  <w:style w:type="table" w:styleId="Table3">
     <w:basedOn w:val="TableNormal"/>
     <w:pPr>
       <w:spacing w:after="0" w:line="240" w:lineRule="auto"/>
